--- a/lessons/9-7/downloads/9-7-notes-teacher.docx
+++ b/lessons/9-7/downloads/9-7-notes-teacher.docx
@@ -14,7 +14,7 @@
           <w:sz w:val="18"/>
           <w:szCs w:val="18"/>
         </w:rPr>
-        <w:t xml:space="preserve">UNIT 9  ·  LESSON 7      STANDARD 6.NS.6B</w:t>
+        <w:t xml:space="preserve">UNIT 9  ·  LESSON 7      STANDARD 6.NOS.7</w:t>
       </w:r>
     </w:p>
     <w:p>
@@ -2507,6 +2507,32 @@
     </w:p>
     <w:p>
       <w:pPr>
+        <w:pStyle w:val="Heading2"/>
+        <w:spacing w:after="80" w:before="180"/>
+      </w:pPr>
+      <w:r>
+        <w:rPr>
+          <w:b/>
+          <w:bCs/>
+          <w:color w:val="12355B"/>
+          <w:sz w:val="24"/>
+          <w:szCs w:val="24"/>
+        </w:rPr>
+        <w:t xml:space="preserve">Level 1 Support</w:t>
+      </w:r>
+      <w:r>
+        <w:rPr>
+          <w:i/>
+          <w:iCs/>
+          <w:color w:val="1FA6A2"/>
+          <w:sz w:val="19"/>
+          <w:szCs w:val="19"/>
+        </w:rPr>
+        <w:t xml:space="preserve">   extra scaffolding</w:t>
+      </w:r>
+    </w:p>
+    <w:p>
+      <w:pPr>
         <w:keepNext/>
         <w:spacing w:after="60" w:before="160"/>
       </w:pPr>
@@ -2637,6 +2663,32 @@
     </w:tbl>
     <w:p>
       <w:pPr>
+        <w:pStyle w:val="Heading2"/>
+        <w:spacing w:after="80" w:before="180"/>
+      </w:pPr>
+      <w:r>
+        <w:rPr>
+          <w:b/>
+          <w:bCs/>
+          <w:color w:val="12355B"/>
+          <w:sz w:val="24"/>
+          <w:szCs w:val="24"/>
+        </w:rPr>
+        <w:t xml:space="preserve">On Level</w:t>
+      </w:r>
+      <w:r>
+        <w:rPr>
+          <w:i/>
+          <w:iCs/>
+          <w:color w:val="12355B"/>
+          <w:sz w:val="19"/>
+          <w:szCs w:val="19"/>
+        </w:rPr>
+        <w:t xml:space="preserve">   grade-level practice</w:t>
+      </w:r>
+    </w:p>
+    <w:p>
+      <w:pPr>
         <w:keepNext/>
         <w:spacing w:after="60" w:before="160"/>
       </w:pPr>
@@ -2767,266 +2819,6 @@
     </w:tbl>
     <w:p>
       <w:pPr>
-        <w:keepNext/>
-        <w:spacing w:after="60" w:before="160"/>
-      </w:pPr>
-      <w:r>
-        <w:rPr>
-          <w:b/>
-          <w:bCs/>
-          <w:color w:val="12355B"/>
-          <w:sz w:val="22"/>
-          <w:szCs w:val="22"/>
-        </w:rPr>
-        <w:t xml:space="preserve">3.  </w:t>
-      </w:r>
-      <w:r>
-        <w:rPr>
-          <w:b/>
-          <w:bCs/>
-          <w:sz w:val="21"/>
-          <w:szCs w:val="21"/>
-        </w:rPr>
-        <w:t xml:space="preserve">Captain Vega folds the map along the x-axis. A marker at (7, 2) lands on its mirror image. What are the new coordinates?</w:t>
-      </w:r>
-    </w:p>
-    <w:p>
-      <w:pPr>
-        <w:spacing w:after="40"/>
-        <w:ind w:left="420"/>
-      </w:pPr>
-      <w:r>
-        <w:rPr>
-          <w:sz w:val="20"/>
-          <w:szCs w:val="20"/>
-        </w:rPr>
-        <w:t xml:space="preserve">A)  (7, -2)</w:t>
-      </w:r>
-    </w:p>
-    <w:p>
-      <w:pPr>
-        <w:spacing w:after="40"/>
-        <w:ind w:left="420"/>
-      </w:pPr>
-      <w:r>
-        <w:rPr>
-          <w:sz w:val="20"/>
-          <w:szCs w:val="20"/>
-        </w:rPr>
-        <w:t xml:space="preserve">B)  (-7, 2)</w:t>
-      </w:r>
-    </w:p>
-    <w:p>
-      <w:pPr>
-        <w:spacing w:after="40"/>
-        <w:ind w:left="420"/>
-      </w:pPr>
-      <w:r>
-        <w:rPr>
-          <w:sz w:val="20"/>
-          <w:szCs w:val="20"/>
-        </w:rPr>
-        <w:t xml:space="preserve">C)  (-7, -2)</w:t>
-      </w:r>
-    </w:p>
-    <w:p>
-      <w:pPr>
-        <w:spacing w:after="40"/>
-        <w:ind w:left="420"/>
-      </w:pPr>
-      <w:r>
-        <w:rPr>
-          <w:sz w:val="20"/>
-          <w:szCs w:val="20"/>
-        </w:rPr>
-        <w:t xml:space="preserve">D)  (2, 7)</w:t>
-      </w:r>
-    </w:p>
-    <w:p>
-      <w:pPr>
-        <w:spacing w:after="20"/>
-      </w:pPr>
-      <w:r>
-        <w:t xml:space="preserve"/>
-      </w:r>
-    </w:p>
-    <w:tbl>
-      <w:tblPr>
-        <w:tblW w:type="pct" w:w="100%"/>
-        <w:tblBorders>
-          <w:top w:val="single" w:color="C7D2DD" w:sz="6"/>
-          <w:left w:val="single" w:color="C7D2DD" w:sz="6"/>
-          <w:bottom w:val="single" w:color="C7D2DD" w:sz="6"/>
-          <w:right w:val="single" w:color="C7D2DD" w:sz="6"/>
-          <w:insideH w:val="single" w:color="auto" w:sz="4"/>
-          <w:insideV w:val="single" w:color="auto" w:sz="4"/>
-        </w:tblBorders>
-      </w:tblPr>
-      <w:tblGrid>
-        <w:gridCol w:w="100"/>
-      </w:tblGrid>
-      <w:tr>
-        <w:tc>
-          <w:tcPr>
-            <w:shd w:fill="FBF3E2" w:color="auto" w:val="clear"/>
-            <w:tcMar>
-              <w:top w:type="dxa" w:w="60"/>
-              <w:left w:type="dxa" w:w="120"/>
-              <w:bottom w:type="dxa" w:w="60"/>
-              <w:right w:type="dxa" w:w="120"/>
-            </w:tcMar>
-          </w:tcPr>
-          <w:p>
-            <w:pPr>
-              <w:spacing w:after="0" w:line="320"/>
-            </w:pPr>
-            <w:r>
-              <w:t xml:space="preserve"/>
-            </w:r>
-          </w:p>
-          <w:p>
-            <w:pPr>
-              <w:spacing w:after="0" w:line="320"/>
-            </w:pPr>
-            <w:r>
-              <w:t xml:space="preserve"/>
-            </w:r>
-          </w:p>
-        </w:tc>
-      </w:tr>
-    </w:tbl>
-    <w:p>
-      <w:pPr>
-        <w:keepNext/>
-        <w:spacing w:after="60" w:before="160"/>
-      </w:pPr>
-      <w:r>
-        <w:rPr>
-          <w:b/>
-          <w:bCs/>
-          <w:color w:val="12355B"/>
-          <w:sz w:val="22"/>
-          <w:szCs w:val="22"/>
-        </w:rPr>
-        <w:t xml:space="preserve">4.  </w:t>
-      </w:r>
-      <w:r>
-        <w:rPr>
-          <w:b/>
-          <w:bCs/>
-          <w:sz w:val="21"/>
-          <w:szCs w:val="21"/>
-        </w:rPr>
-        <w:t xml:space="preserve">A buried chest is marked at (-5, 3). Vega folds the map along the y-axis to find its mirror twin. Where is the twin?</w:t>
-      </w:r>
-    </w:p>
-    <w:p>
-      <w:pPr>
-        <w:spacing w:after="40"/>
-        <w:ind w:left="420"/>
-      </w:pPr>
-      <w:r>
-        <w:rPr>
-          <w:sz w:val="20"/>
-          <w:szCs w:val="20"/>
-        </w:rPr>
-        <w:t xml:space="preserve">A)  (5, 3)</w:t>
-      </w:r>
-    </w:p>
-    <w:p>
-      <w:pPr>
-        <w:spacing w:after="40"/>
-        <w:ind w:left="420"/>
-      </w:pPr>
-      <w:r>
-        <w:rPr>
-          <w:sz w:val="20"/>
-          <w:szCs w:val="20"/>
-        </w:rPr>
-        <w:t xml:space="preserve">B)  (-5, -3)</w:t>
-      </w:r>
-    </w:p>
-    <w:p>
-      <w:pPr>
-        <w:spacing w:after="40"/>
-        <w:ind w:left="420"/>
-      </w:pPr>
-      <w:r>
-        <w:rPr>
-          <w:sz w:val="20"/>
-          <w:szCs w:val="20"/>
-        </w:rPr>
-        <w:t xml:space="preserve">C)  (5, -3)</w:t>
-      </w:r>
-    </w:p>
-    <w:p>
-      <w:pPr>
-        <w:spacing w:after="40"/>
-        <w:ind w:left="420"/>
-      </w:pPr>
-      <w:r>
-        <w:rPr>
-          <w:sz w:val="20"/>
-          <w:szCs w:val="20"/>
-        </w:rPr>
-        <w:t xml:space="preserve">D)  (3, -5)</w:t>
-      </w:r>
-    </w:p>
-    <w:p>
-      <w:pPr>
-        <w:spacing w:after="20"/>
-      </w:pPr>
-      <w:r>
-        <w:t xml:space="preserve"/>
-      </w:r>
-    </w:p>
-    <w:tbl>
-      <w:tblPr>
-        <w:tblW w:type="pct" w:w="100%"/>
-        <w:tblBorders>
-          <w:top w:val="single" w:color="C7D2DD" w:sz="6"/>
-          <w:left w:val="single" w:color="C7D2DD" w:sz="6"/>
-          <w:bottom w:val="single" w:color="C7D2DD" w:sz="6"/>
-          <w:right w:val="single" w:color="C7D2DD" w:sz="6"/>
-          <w:insideH w:val="single" w:color="auto" w:sz="4"/>
-          <w:insideV w:val="single" w:color="auto" w:sz="4"/>
-        </w:tblBorders>
-      </w:tblPr>
-      <w:tblGrid>
-        <w:gridCol w:w="100"/>
-      </w:tblGrid>
-      <w:tr>
-        <w:tc>
-          <w:tcPr>
-            <w:shd w:fill="FBF3E2" w:color="auto" w:val="clear"/>
-            <w:tcMar>
-              <w:top w:type="dxa" w:w="60"/>
-              <w:left w:type="dxa" w:w="120"/>
-              <w:bottom w:type="dxa" w:w="60"/>
-              <w:right w:type="dxa" w:w="120"/>
-            </w:tcMar>
-          </w:tcPr>
-          <w:p>
-            <w:pPr>
-              <w:spacing w:after="0" w:line="320"/>
-            </w:pPr>
-            <w:r>
-              <w:t xml:space="preserve"/>
-            </w:r>
-          </w:p>
-          <w:p>
-            <w:pPr>
-              <w:spacing w:after="0" w:line="320"/>
-            </w:pPr>
-            <w:r>
-              <w:t xml:space="preserve"/>
-            </w:r>
-          </w:p>
-        </w:tc>
-      </w:tr>
-    </w:tbl>
-    <w:p>
-      <w:pPr>
         <w:pStyle w:val="Heading1"/>
         <w:pageBreakBefore/>
         <w:pBdr>
@@ -3374,23 +3166,17 @@
     </w:p>
     <w:p>
       <w:pPr>
-        <w:spacing w:after="80"/>
-      </w:pPr>
-      <w:r>
-        <w:rPr>
-          <w:b/>
-          <w:bCs/>
-          <w:sz w:val="21"/>
-          <w:szCs w:val="21"/>
-        </w:rPr>
-        <w:t xml:space="preserve">1.  </w:t>
-      </w:r>
-      <w:r>
-        <w:rPr>
-          <w:sz w:val="21"/>
-          <w:szCs w:val="21"/>
-        </w:rPr>
-        <w:t xml:space="preserve">A)  (0, 5)</w:t>
+        <w:spacing w:after="100"/>
+      </w:pPr>
+      <w:r>
+        <w:rPr>
+          <w:b/>
+          <w:bCs/>
+          <w:color w:val="B97A12"/>
+          <w:sz w:val="20"/>
+          <w:szCs w:val="20"/>
+        </w:rPr>
+        <w:t xml:space="preserve">Watch for this mistake:  </w:t>
       </w:r>
       <w:r>
         <w:rPr>
@@ -3400,7 +3186,23 @@
           <w:sz w:val="19"/>
           <w:szCs w:val="19"/>
         </w:rPr>
-        <w:t xml:space="preserve">  — Points on the y-axis have x-coordinate = 0. (0, 5) is on the y-axis.</w:t>
+        <w:t xml:space="preserve">A common mistake in Reflect Points Across Axes is flipping the sign of the wrong coordinate — changing the x-coordinate when reflecting over the x-axis, instead of the y-coordinate (or vice versa for the y-axis). For example, to reflect (3, -5) over the x-axis, a student might flip the x-coordinate and write (-3, -5), but reflecting over the x-axis only changes the sign of the y-coordinate: (3, -5) becomes (3, 5). Before you submit, ask: 'Did I flip the sign of the coordinate that matches the axis I'm reflecting over — y for the x-axis, x for the y-axis?'</w:t>
+      </w:r>
+    </w:p>
+    <w:p>
+      <w:pPr>
+        <w:pStyle w:val="Heading2"/>
+        <w:spacing w:after="80" w:before="180"/>
+      </w:pPr>
+      <w:r>
+        <w:rPr>
+          <w:b/>
+          <w:bCs/>
+          <w:color w:val="12355B"/>
+          <w:sz w:val="24"/>
+          <w:szCs w:val="24"/>
+        </w:rPr>
+        <w:t xml:space="preserve">Level 1 Support</w:t>
       </w:r>
     </w:p>
     <w:p>
@@ -3414,14 +3216,14 @@
           <w:sz w:val="21"/>
           <w:szCs w:val="21"/>
         </w:rPr>
-        <w:t xml:space="preserve">2.  </w:t>
-      </w:r>
-      <w:r>
-        <w:rPr>
-          <w:sz w:val="21"/>
-          <w:szCs w:val="21"/>
-        </w:rPr>
-        <w:t xml:space="preserve">A)  (3, -5)</w:t>
+        <w:t xml:space="preserve">1.  </w:t>
+      </w:r>
+      <w:r>
+        <w:rPr>
+          <w:sz w:val="21"/>
+          <w:szCs w:val="21"/>
+        </w:rPr>
+        <w:t xml:space="preserve">A)  (0, 5)</w:t>
       </w:r>
       <w:r>
         <w:rPr>
@@ -3431,7 +3233,23 @@
           <w:sz w:val="19"/>
           <w:szCs w:val="19"/>
         </w:rPr>
-        <w:t xml:space="preserve">  — Over x-axis: (-3, 5) → (-3, -5). Then over y-axis: (-3, -5) → (3, -5). Both coordinates changed sign.</w:t>
+        <w:t xml:space="preserve">  — Points on the y-axis have x-coordinate = 0. (0, 5) is on the y-axis.</w:t>
+      </w:r>
+    </w:p>
+    <w:p>
+      <w:pPr>
+        <w:pStyle w:val="Heading2"/>
+        <w:spacing w:after="80" w:before="180"/>
+      </w:pPr>
+      <w:r>
+        <w:rPr>
+          <w:b/>
+          <w:bCs/>
+          <w:color w:val="12355B"/>
+          <w:sz w:val="24"/>
+          <w:szCs w:val="24"/>
+        </w:rPr>
+        <w:t xml:space="preserve">On Level</w:t>
       </w:r>
     </w:p>
     <w:p>
@@ -3445,14 +3263,14 @@
           <w:sz w:val="21"/>
           <w:szCs w:val="21"/>
         </w:rPr>
-        <w:t xml:space="preserve">3.  </w:t>
-      </w:r>
-      <w:r>
-        <w:rPr>
-          <w:sz w:val="21"/>
-          <w:szCs w:val="21"/>
-        </w:rPr>
-        <w:t xml:space="preserve">A)  (7, -2)</w:t>
+        <w:t xml:space="preserve">2.  </w:t>
+      </w:r>
+      <w:r>
+        <w:rPr>
+          <w:sz w:val="21"/>
+          <w:szCs w:val="21"/>
+        </w:rPr>
+        <w:t xml:space="preserve">A)  (3, -5)</w:t>
       </w:r>
       <w:r>
         <w:rPr>
@@ -3462,38 +3280,7 @@
           <w:sz w:val="19"/>
           <w:szCs w:val="19"/>
         </w:rPr>
-        <w:t xml:space="preserve">  — Folding along (reflecting across) the x-axis flips the sign of the y-coordinate only. (7, 2) becomes (7, -2).</w:t>
-      </w:r>
-    </w:p>
-    <w:p>
-      <w:pPr>
-        <w:spacing w:after="80"/>
-      </w:pPr>
-      <w:r>
-        <w:rPr>
-          <w:b/>
-          <w:bCs/>
-          <w:sz w:val="21"/>
-          <w:szCs w:val="21"/>
-        </w:rPr>
-        <w:t xml:space="preserve">4.  </w:t>
-      </w:r>
-      <w:r>
-        <w:rPr>
-          <w:sz w:val="21"/>
-          <w:szCs w:val="21"/>
-        </w:rPr>
-        <w:t xml:space="preserve">A)  (5, 3)</w:t>
-      </w:r>
-      <w:r>
-        <w:rPr>
-          <w:i/>
-          <w:iCs/>
-          <w:color w:val="5F6F80"/>
-          <w:sz w:val="19"/>
-          <w:szCs w:val="19"/>
-        </w:rPr>
-        <w:t xml:space="preserve">  — Reflecting across the y-axis flips the sign of the x-coordinate only. (-5, 3) becomes (5, 3).</w:t>
+        <w:t xml:space="preserve">  — Over x-axis: (-3, 5) → (-3, -5). Then over y-axis: (-3, -5) → (3, -5). Both coordinates changed sign.</w:t>
       </w:r>
     </w:p>
     <w:p>

--- a/lessons/9-7/downloads/9-7-notes-teacher.docx
+++ b/lessons/9-7/downloads/9-7-notes-teacher.docx
@@ -1247,7 +1247,22 @@
           <w:sz w:val="30"/>
           <w:szCs w:val="30"/>
         </w:rPr>
-        <w:t xml:space="preserve">Worked Example</w:t>
+        <w:t xml:space="preserve">Write About the Math</w:t>
+      </w:r>
+    </w:p>
+    <w:p>
+      <w:pPr>
+        <w:spacing w:after="100"/>
+      </w:pPr>
+      <w:r>
+        <w:rPr>
+          <w:i/>
+          <w:iCs/>
+          <w:color w:val="5F6F80"/>
+          <w:sz w:val="19"/>
+          <w:szCs w:val="19"/>
+        </w:rPr>
+        <w:t xml:space="preserve">Use the support level you need. Every level answers the same math question.</w:t>
       </w:r>
     </w:p>
     <w:p>
@@ -1263,17 +1278,17 @@
           <w:sz w:val="24"/>
           <w:szCs w:val="24"/>
         </w:rPr>
-        <w:t xml:space="preserve">Watch &amp; Read</w:t>
+        <w:t xml:space="preserve">1. Understand the Question</w:t>
       </w:r>
       <w:r>
         <w:rPr>
           <w:i/>
           <w:iCs/>
-          <w:color w:val="1FA6A2"/>
-          <w:sz w:val="19"/>
-          <w:szCs w:val="19"/>
-        </w:rPr>
-        <w:t xml:space="preserve">   I Do — follow along with your teacher</w:t>
+          <w:color w:val="B97A12"/>
+          <w:sz w:val="19"/>
+          <w:szCs w:val="19"/>
+        </w:rPr>
+        <w:t xml:space="preserve">   explain</w:t>
       </w:r>
     </w:p>
     <w:tbl>
@@ -1308,25 +1323,360 @@
             </w:pPr>
             <w:r>
               <w:rPr>
+                <w:color w:val="1A2733"/>
+                <w:sz w:val="21"/>
+                <w:szCs w:val="21"/>
+              </w:rPr>
+              <w:t xml:space="preserve">Reflect (4, -5) over the x-axis. Talk through how the coordinates change and where the new point lands?</w:t>
+            </w:r>
+          </w:p>
+          <w:p>
+            <w:pPr>
+              <w:spacing w:after="0"/>
+            </w:pPr>
+            <w:r>
+              <w:rPr>
                 <w:b/>
                 <w:bCs/>
                 <w:color w:val="12355B"/>
-                <w:sz w:val="22"/>
-                <w:szCs w:val="22"/>
+                <w:sz w:val="20"/>
+                <w:szCs w:val="20"/>
               </w:rPr>
-              <w:t xml:space="preserve">Mirror Images on the Map</w:t>
-            </w:r>
-          </w:p>
-          <w:p>
-            <w:pPr>
-              <w:spacing w:after="0"/>
-            </w:pPr>
+              <w:t xml:space="preserve">Your job:  </w:t>
+            </w:r>
             <w:r>
               <w:rPr>
+                <w:sz w:val="20"/>
+                <w:szCs w:val="20"/>
+              </w:rPr>
+              <w:t xml:space="preserve">Answer the question. Use math evidence. Explain how the evidence proves your answer.</w:t>
+            </w:r>
+            <w:r>
+              <w:rPr>
+                <w:i/>
+                <w:iCs/>
+                <w:color w:val="5F6F80"/>
+                <w:sz w:val="18"/>
+                <w:szCs w:val="18"/>
+              </w:rPr>
+              <w:br/>
+              <w:t xml:space="preserve">Responde la pregunta. Usa evidencia matemática. Explica cómo la evidencia demuestra tu respuesta.</w:t>
+            </w:r>
+          </w:p>
+        </w:tc>
+      </w:tr>
+    </w:tbl>
+    <w:p>
+      <w:pPr>
+        <w:pStyle w:val="Heading2"/>
+        <w:spacing w:after="80" w:before="180"/>
+      </w:pPr>
+      <w:r>
+        <w:rPr>
+          <w:b/>
+          <w:bCs/>
+          <w:color w:val="12355B"/>
+          <w:sz w:val="24"/>
+          <w:szCs w:val="24"/>
+        </w:rPr>
+        <w:t xml:space="preserve">2. Plan Your Math Words</w:t>
+      </w:r>
+      <w:r>
+        <w:rPr>
+          <w:i/>
+          <w:iCs/>
+          <w:color w:val="1FA6A2"/>
+          <w:sz w:val="19"/>
+          <w:szCs w:val="19"/>
+        </w:rPr>
+        <w:t xml:space="preserve">   check at least two</w:t>
+      </w:r>
+    </w:p>
+    <w:p>
+      <w:pPr>
+        <w:spacing w:after="60"/>
+      </w:pPr>
+      <w:r>
+        <w:rPr>
+          <w:b/>
+          <w:bCs/>
+          <w:color w:val="1FA6A2"/>
+          <w:sz w:val="22"/>
+          <w:szCs w:val="22"/>
+        </w:rPr>
+        <w:t xml:space="preserve">☐  </w:t>
+      </w:r>
+      <w:r>
+        <w:rPr>
+          <w:b/>
+          <w:bCs/>
+          <w:color w:val="12355B"/>
+          <w:sz w:val="20"/>
+          <w:szCs w:val="20"/>
+        </w:rPr>
+        <w:t xml:space="preserve">Reflection — </w:t>
+      </w:r>
+      <w:r>
+        <w:rPr>
+          <w:sz w:val="20"/>
+          <w:szCs w:val="20"/>
+        </w:rPr>
+        <w:t xml:space="preserve">A flipped image of a point on the other side of a line, the same distance away.</w:t>
+      </w:r>
+      <w:r>
+        <w:rPr>
+          <w:i/>
+          <w:iCs/>
+          <w:color w:val="5F6F80"/>
+          <w:sz w:val="18"/>
+          <w:szCs w:val="18"/>
+        </w:rPr>
+        <w:br/>
+        <w:t xml:space="preserve">Reflexión — Una imagen volteada de un punto al otro lado de una línea, a la misma distancia.</w:t>
+      </w:r>
+    </w:p>
+    <w:p>
+      <w:pPr>
+        <w:spacing w:after="60"/>
+      </w:pPr>
+      <w:r>
+        <w:rPr>
+          <w:b/>
+          <w:bCs/>
+          <w:color w:val="1FA6A2"/>
+          <w:sz w:val="22"/>
+          <w:szCs w:val="22"/>
+        </w:rPr>
+        <w:t xml:space="preserve">☐  </w:t>
+      </w:r>
+      <w:r>
+        <w:rPr>
+          <w:b/>
+          <w:bCs/>
+          <w:color w:val="12355B"/>
+          <w:sz w:val="20"/>
+          <w:szCs w:val="20"/>
+        </w:rPr>
+        <w:t xml:space="preserve">x-axis — </w:t>
+      </w:r>
+      <w:r>
+        <w:rPr>
+          <w:sz w:val="20"/>
+          <w:szCs w:val="20"/>
+        </w:rPr>
+        <w:t xml:space="preserve">The line that goes across the grid. Flipping over it changes the y sign.</w:t>
+      </w:r>
+      <w:r>
+        <w:rPr>
+          <w:i/>
+          <w:iCs/>
+          <w:color w:val="5F6F80"/>
+          <w:sz w:val="18"/>
+          <w:szCs w:val="18"/>
+        </w:rPr>
+        <w:br/>
+        <w:t xml:space="preserve">Eje x — La línea que va de lado en la cuadrícula. Voltear sobre ella cambia el signo de y.</w:t>
+      </w:r>
+    </w:p>
+    <w:p>
+      <w:pPr>
+        <w:spacing w:after="60"/>
+      </w:pPr>
+      <w:r>
+        <w:rPr>
+          <w:b/>
+          <w:bCs/>
+          <w:color w:val="1FA6A2"/>
+          <w:sz w:val="22"/>
+          <w:szCs w:val="22"/>
+        </w:rPr>
+        <w:t xml:space="preserve">☐  </w:t>
+      </w:r>
+      <w:r>
+        <w:rPr>
+          <w:b/>
+          <w:bCs/>
+          <w:color w:val="12355B"/>
+          <w:sz w:val="20"/>
+          <w:szCs w:val="20"/>
+        </w:rPr>
+        <w:t xml:space="preserve">y-axis — </w:t>
+      </w:r>
+      <w:r>
+        <w:rPr>
+          <w:sz w:val="20"/>
+          <w:szCs w:val="20"/>
+        </w:rPr>
+        <w:t xml:space="preserve">The line that goes up the grid. Flipping over it changes the x sign.</w:t>
+      </w:r>
+      <w:r>
+        <w:rPr>
+          <w:i/>
+          <w:iCs/>
+          <w:color w:val="5F6F80"/>
+          <w:sz w:val="18"/>
+          <w:szCs w:val="18"/>
+        </w:rPr>
+        <w:br/>
+        <w:t xml:space="preserve">Eje y — La línea que va hacia arriba en la cuadrícula. Voltear sobre ella cambia el signo de x.</w:t>
+      </w:r>
+    </w:p>
+    <w:p>
+      <w:pPr>
+        <w:spacing w:after="60"/>
+      </w:pPr>
+      <w:r>
+        <w:rPr>
+          <w:b/>
+          <w:bCs/>
+          <w:color w:val="1FA6A2"/>
+          <w:sz w:val="22"/>
+          <w:szCs w:val="22"/>
+        </w:rPr>
+        <w:t xml:space="preserve">☐  </w:t>
+      </w:r>
+      <w:r>
+        <w:rPr>
+          <w:b/>
+          <w:bCs/>
+          <w:color w:val="12355B"/>
+          <w:sz w:val="20"/>
+          <w:szCs w:val="20"/>
+        </w:rPr>
+        <w:t xml:space="preserve">Symmetry — </w:t>
+      </w:r>
+      <w:r>
+        <w:rPr>
+          <w:sz w:val="20"/>
+          <w:szCs w:val="20"/>
+        </w:rPr>
+        <w:t xml:space="preserve">When a shape looks the same on both sides of a line.</w:t>
+      </w:r>
+      <w:r>
+        <w:rPr>
+          <w:i/>
+          <w:iCs/>
+          <w:color w:val="5F6F80"/>
+          <w:sz w:val="18"/>
+          <w:szCs w:val="18"/>
+        </w:rPr>
+        <w:br/>
+        <w:t xml:space="preserve">Simetría — Cuando una figura se ve igual a ambos lados de una línea.</w:t>
+      </w:r>
+    </w:p>
+    <w:p>
+      <w:pPr>
+        <w:spacing w:after="60"/>
+      </w:pPr>
+      <w:r>
+        <w:rPr>
+          <w:b/>
+          <w:bCs/>
+          <w:color w:val="1FA6A2"/>
+          <w:sz w:val="22"/>
+          <w:szCs w:val="22"/>
+        </w:rPr>
+        <w:t xml:space="preserve">☐  </w:t>
+      </w:r>
+      <w:r>
+        <w:rPr>
+          <w:b/>
+          <w:bCs/>
+          <w:color w:val="12355B"/>
+          <w:sz w:val="20"/>
+          <w:szCs w:val="20"/>
+        </w:rPr>
+        <w:t xml:space="preserve">Integer — </w:t>
+      </w:r>
+      <w:r>
+        <w:rPr>
+          <w:sz w:val="20"/>
+          <w:szCs w:val="20"/>
+        </w:rPr>
+        <w:t xml:space="preserve">Whole numbers and their opposites, like -2, -1, 0, 1, 2.</w:t>
+      </w:r>
+      <w:r>
+        <w:rPr>
+          <w:i/>
+          <w:iCs/>
+          <w:color w:val="5F6F80"/>
+          <w:sz w:val="18"/>
+          <w:szCs w:val="18"/>
+        </w:rPr>
+        <w:br/>
+        <w:t xml:space="preserve">Número entero — Números enteros y sus opuestos, como -2, -1, 0, 1, 2.</w:t>
+      </w:r>
+    </w:p>
+    <w:tbl>
+      <w:tblPr>
+        <w:tblW w:type="pct" w:w="100%"/>
+        <w:tblBorders>
+          <w:top w:val="single" w:color="1FA6A2" w:sz="8"/>
+          <w:left w:val="single" w:color="1FA6A2" w:sz="8"/>
+          <w:bottom w:val="single" w:color="1FA6A2" w:sz="8"/>
+          <w:right w:val="single" w:color="1FA6A2" w:sz="8"/>
+          <w:insideH w:val="single" w:color="auto" w:sz="4"/>
+          <w:insideV w:val="single" w:color="auto" w:sz="4"/>
+        </w:tblBorders>
+      </w:tblPr>
+      <w:tblGrid>
+        <w:gridCol w:w="100"/>
+      </w:tblGrid>
+      <w:tr>
+        <w:tc>
+          <w:tcPr>
+            <w:shd w:fill="F7FFFD" w:color="auto" w:val="clear"/>
+            <w:tcMar>
+              <w:top w:type="dxa" w:w="120"/>
+              <w:left w:type="dxa" w:w="180"/>
+              <w:bottom w:type="dxa" w:w="120"/>
+              <w:right w:type="dxa" w:w="180"/>
+            </w:tcMar>
+          </w:tcPr>
+          <w:p>
+            <w:pPr>
+              <w:spacing w:after="50"/>
+            </w:pPr>
+            <w:r>
+              <w:rPr>
+                <w:b/>
+                <w:bCs/>
+                <w:color w:val="1FA6A2"/>
+                <w:sz w:val="20"/>
+                <w:szCs w:val="20"/>
+              </w:rPr>
+              <w:t xml:space="preserve">Say it first:  </w:t>
+            </w:r>
+            <w:r>
+              <w:rPr>
+                <w:sz w:val="20"/>
+                <w:szCs w:val="20"/>
+              </w:rPr>
+              <w:t xml:space="preserve">Say your idea to a partner or quietly to yourself before you write.</w:t>
+            </w:r>
+          </w:p>
+          <w:p>
+            <w:pPr>
+              <w:spacing w:after="60"/>
+            </w:pPr>
+            <w:r>
+              <w:rPr>
+                <w:color w:val="1A2733"/>
                 <w:sz w:val="21"/>
                 <w:szCs w:val="21"/>
               </w:rPr>
-              <w:t xml:space="preserve">Captain Vega discovers that her treasure map has a magic mirror trick! When she folds the map along the x-axis, some clues match up perfectly with clues on the other side. For example, a marker at (2, 4) has a matching marker at (2, -4) when reflected over the x-axis. Another pair reflects over the y-axis: (5, 3) and (-5, 3). How does reflection change the coordinates?</w:t>
+              <w:t xml:space="preserve">Over the x-axis, the ___ coordinate flips sign.</w:t>
+            </w:r>
+            <w:r>
+              <w:rPr>
+                <w:i/>
+                <w:iCs/>
+                <w:color w:val="5F6F80"/>
+                <w:sz w:val="19"/>
+                <w:szCs w:val="19"/>
+              </w:rPr>
+              <w:br/>
+              <w:t xml:space="preserve">Sobre el eje x, la coordenada ___ cambia de signo.</w:t>
             </w:r>
           </w:p>
         </w:tc>
@@ -1334,94 +1684,6 @@
     </w:tbl>
     <w:p>
       <w:pPr>
-        <w:spacing w:after="80"/>
-      </w:pPr>
-      <w:r>
-        <w:t xml:space="preserve"/>
-      </w:r>
-    </w:p>
-    <w:p>
-      <w:pPr>
-        <w:spacing w:after="50" w:before="60"/>
-      </w:pPr>
-      <w:r>
-        <w:rPr>
-          <w:b/>
-          <w:bCs/>
-          <w:color w:val="12355B"/>
-          <w:sz w:val="21"/>
-          <w:szCs w:val="21"/>
-        </w:rPr>
-        <w:t xml:space="preserve">Think about:</w:t>
-      </w:r>
-    </w:p>
-    <w:p>
-      <w:pPr>
-        <w:spacing w:after="40"/>
-        <w:ind w:left="300"/>
-      </w:pPr>
-      <w:r>
-        <w:rPr>
-          <w:sz w:val="20"/>
-          <w:szCs w:val="20"/>
-        </w:rPr>
-        <w:t xml:space="preserve">•  When (2, 4) reflects over the x-axis to (2, -4), which coordinate changed?</w:t>
-      </w:r>
-    </w:p>
-    <w:p>
-      <w:pPr>
-        <w:spacing w:after="40"/>
-        <w:ind w:left="300"/>
-      </w:pPr>
-      <w:r>
-        <w:rPr>
-          <w:sz w:val="20"/>
-          <w:szCs w:val="20"/>
-        </w:rPr>
-        <w:t xml:space="preserve">•  When (5, 3) reflects over the y-axis to (-5, 3), which coordinate changed?</w:t>
-      </w:r>
-    </w:p>
-    <w:p>
-      <w:pPr>
-        <w:spacing w:after="40"/>
-        <w:ind w:left="300"/>
-      </w:pPr>
-      <w:r>
-        <w:rPr>
-          <w:sz w:val="20"/>
-          <w:szCs w:val="20"/>
-        </w:rPr>
-        <w:t xml:space="preserve">•  What stays the same in each reflection?</w:t>
-      </w:r>
-    </w:p>
-    <w:p>
-      <w:pPr>
-        <w:spacing w:after="40"/>
-        <w:ind w:left="300"/>
-      </w:pPr>
-      <w:r>
-        <w:rPr>
-          <w:sz w:val="20"/>
-          <w:szCs w:val="20"/>
-        </w:rPr>
-        <w:t xml:space="preserve">•  What happens if you reflect a point over BOTH axes?</w:t>
-      </w:r>
-    </w:p>
-    <w:p>
-      <w:pPr>
-        <w:spacing w:after="40"/>
-        <w:ind w:left="300"/>
-      </w:pPr>
-      <w:r>
-        <w:rPr>
-          <w:sz w:val="20"/>
-          <w:szCs w:val="20"/>
-        </w:rPr>
-        <w:t xml:space="preserve">•  Can a point be its own reflection?</w:t>
-      </w:r>
-    </w:p>
-    <w:p>
-      <w:pPr>
         <w:pStyle w:val="Heading2"/>
         <w:spacing w:after="80" w:before="180"/>
       </w:pPr>
@@ -1433,419 +1695,17 @@
           <w:sz w:val="24"/>
           <w:szCs w:val="24"/>
         </w:rPr>
-        <w:t xml:space="preserve">Solved Example</w:t>
+        <w:t xml:space="preserve">3. Build Your Explanation</w:t>
       </w:r>
       <w:r>
         <w:rPr>
           <w:i/>
           <w:iCs/>
-          <w:color w:val="1FA6A2"/>
-          <w:sz w:val="19"/>
-          <w:szCs w:val="19"/>
-        </w:rPr>
-        <w:t xml:space="preserve">   I Do — watch each step</w:t>
-      </w:r>
-    </w:p>
-    <w:p>
-      <w:pPr>
-        <w:keepNext/>
-        <w:spacing w:after="40"/>
-      </w:pPr>
-      <w:r>
-        <w:rPr>
-          <w:b/>
-          <w:bCs/>
-          <w:color w:val="12355B"/>
-          <w:sz w:val="21"/>
-          <w:szCs w:val="21"/>
-        </w:rPr>
-        <w:t xml:space="preserve">Problem:  </w:t>
-      </w:r>
-      <w:r>
-        <w:rPr>
-          <w:sz w:val="21"/>
-          <w:szCs w:val="21"/>
-        </w:rPr>
-        <w:t xml:space="preserve">What is the reflection of (4, -3) over the x-axis?</w:t>
-      </w:r>
-    </w:p>
-    <w:p>
-      <w:pPr>
-        <w:spacing w:after="30"/>
-        <w:ind w:left="420"/>
-      </w:pPr>
-      <w:r>
-        <w:rPr>
-          <w:sz w:val="20"/>
-          <w:szCs w:val="20"/>
-        </w:rPr>
-        <w:t xml:space="preserve">A)  (-4, -3)</w:t>
-      </w:r>
-    </w:p>
-    <w:p>
-      <w:pPr>
-        <w:spacing w:after="30"/>
-        <w:ind w:left="420"/>
-      </w:pPr>
-      <w:r>
-        <w:rPr>
-          <w:sz w:val="20"/>
-          <w:szCs w:val="20"/>
-        </w:rPr>
-        <w:t xml:space="preserve">B)  (4, 3)</w:t>
-      </w:r>
-    </w:p>
-    <w:p>
-      <w:pPr>
-        <w:spacing w:after="30"/>
-        <w:ind w:left="420"/>
-      </w:pPr>
-      <w:r>
-        <w:rPr>
-          <w:sz w:val="20"/>
-          <w:szCs w:val="20"/>
-        </w:rPr>
-        <w:t xml:space="preserve">C)  (-4, 3)</w:t>
-      </w:r>
-    </w:p>
-    <w:p>
-      <w:pPr>
-        <w:spacing w:after="30"/>
-        <w:ind w:left="420"/>
-      </w:pPr>
-      <w:r>
-        <w:rPr>
-          <w:sz w:val="20"/>
-          <w:szCs w:val="20"/>
-        </w:rPr>
-        <w:t xml:space="preserve">D)  (3, -4)</w:t>
-      </w:r>
-    </w:p>
-    <w:p>
-      <w:pPr>
-        <w:spacing w:after="20" w:before="50"/>
-      </w:pPr>
-      <w:r>
-        <w:rPr>
-          <w:b/>
-          <w:bCs/>
-          <w:color w:val="1FA6A2"/>
-          <w:sz w:val="21"/>
-          <w:szCs w:val="21"/>
-        </w:rPr>
-        <w:t xml:space="preserve">Step 1:  </w:t>
-      </w:r>
-      <w:r>
-        <w:rPr>
-          <w:sz w:val="21"/>
-          <w:szCs w:val="21"/>
-        </w:rPr>
-        <w:t xml:space="preserve">Reflecting over the x-axis changes the sign of the y-coordinate.</w:t>
-      </w:r>
-    </w:p>
-    <w:p>
-      <w:pPr>
-        <w:spacing w:after="20" w:before="50"/>
-      </w:pPr>
-      <w:r>
-        <w:rPr>
-          <w:b/>
-          <w:bCs/>
-          <w:color w:val="1FA6A2"/>
-          <w:sz w:val="21"/>
-          <w:szCs w:val="21"/>
-        </w:rPr>
-        <w:t xml:space="preserve">Step 2:  </w:t>
-      </w:r>
-      <w:r>
-        <w:rPr>
-          <w:sz w:val="21"/>
-          <w:szCs w:val="21"/>
-        </w:rPr>
-        <w:t xml:space="preserve">The x stays the same (4), and the y changes from -3 to 3.</w:t>
-      </w:r>
-    </w:p>
-    <w:p>
-      <w:pPr>
-        <w:spacing w:after="20" w:before="50"/>
-      </w:pPr>
-      <w:r>
-        <w:rPr>
-          <w:b/>
-          <w:bCs/>
-          <w:color w:val="1FA6A2"/>
-          <w:sz w:val="21"/>
-          <w:szCs w:val="21"/>
-        </w:rPr>
-        <w:t xml:space="preserve">Step 3:  </w:t>
-      </w:r>
-      <w:r>
-        <w:rPr>
-          <w:sz w:val="21"/>
-          <w:szCs w:val="21"/>
-        </w:rPr>
-        <w:t xml:space="preserve">The answer is (4, 3).</w:t>
-      </w:r>
-    </w:p>
-    <w:p>
-      <w:pPr>
-        <w:spacing w:after="40" w:before="60"/>
-      </w:pPr>
-      <w:r>
-        <w:rPr>
-          <w:b/>
-          <w:bCs/>
-          <w:color w:val="12355B"/>
-          <w:sz w:val="21"/>
-          <w:szCs w:val="21"/>
-        </w:rPr>
-        <w:t xml:space="preserve">Answer:  </w:t>
-      </w:r>
-      <w:r>
-        <w:rPr>
-          <w:b/>
-          <w:bCs/>
-          <w:sz w:val="21"/>
-          <w:szCs w:val="21"/>
-        </w:rPr>
-        <w:t xml:space="preserve">B. (4, 3)</w:t>
-      </w:r>
-    </w:p>
-    <w:p>
-      <w:pPr>
-        <w:pStyle w:val="Heading1"/>
-        <w:pageBreakBefore/>
-        <w:pBdr>
-          <w:bottom w:val="single" w:color="1FA6A2" w:sz="14" w:space="6"/>
-        </w:pBdr>
-        <w:spacing w:after="140" w:before="0"/>
-      </w:pPr>
-      <w:r>
-        <w:rPr>
-          <w:b/>
-          <w:bCs/>
-          <w:color w:val="12355B"/>
-          <w:sz w:val="30"/>
-          <w:szCs w:val="30"/>
-        </w:rPr>
-        <w:t xml:space="preserve">Guided Practice</w:t>
-      </w:r>
-    </w:p>
-    <w:p>
-      <w:pPr>
-        <w:pStyle w:val="Heading2"/>
-        <w:spacing w:after="80" w:before="180"/>
-      </w:pPr>
-      <w:r>
-        <w:rPr>
-          <w:b/>
-          <w:bCs/>
-          <w:color w:val="12355B"/>
-          <w:sz w:val="24"/>
-          <w:szCs w:val="24"/>
-        </w:rPr>
-        <w:t xml:space="preserve">Solve Together</w:t>
-      </w:r>
-      <w:r>
-        <w:rPr>
-          <w:i/>
-          <w:iCs/>
-          <w:color w:val="6B4FA0"/>
-          <w:sz w:val="19"/>
-          <w:szCs w:val="19"/>
-        </w:rPr>
-        <w:t xml:space="preserve">   We Do — work with your class</w:t>
-      </w:r>
-    </w:p>
-    <w:p>
-      <w:pPr>
-        <w:keepNext/>
-        <w:spacing w:after="40" w:before="40"/>
-      </w:pPr>
-      <w:r>
-        <w:rPr>
-          <w:b/>
-          <w:bCs/>
-          <w:color w:val="12355B"/>
-          <w:sz w:val="21"/>
-          <w:szCs w:val="21"/>
-        </w:rPr>
-        <w:t xml:space="preserve">Problem:  </w:t>
-      </w:r>
-      <w:r>
-        <w:rPr>
-          <w:sz w:val="21"/>
-          <w:szCs w:val="21"/>
-        </w:rPr>
-        <w:t xml:space="preserve">What is the reflection of (-2, 6) over the y-axis?</w:t>
-      </w:r>
-    </w:p>
-    <w:p>
-      <w:pPr>
-        <w:spacing w:after="30"/>
-        <w:ind w:left="420"/>
-      </w:pPr>
-      <w:r>
-        <w:rPr>
-          <w:sz w:val="20"/>
-          <w:szCs w:val="20"/>
-        </w:rPr>
-        <w:t xml:space="preserve">A)  (2, 6)</w:t>
-      </w:r>
-    </w:p>
-    <w:p>
-      <w:pPr>
-        <w:spacing w:after="30"/>
-        <w:ind w:left="420"/>
-      </w:pPr>
-      <w:r>
-        <w:rPr>
-          <w:sz w:val="20"/>
-          <w:szCs w:val="20"/>
-        </w:rPr>
-        <w:t xml:space="preserve">B)  (-2, -6)</w:t>
-      </w:r>
-    </w:p>
-    <w:p>
-      <w:pPr>
-        <w:spacing w:after="30"/>
-        <w:ind w:left="420"/>
-      </w:pPr>
-      <w:r>
-        <w:rPr>
-          <w:sz w:val="20"/>
-          <w:szCs w:val="20"/>
-        </w:rPr>
-        <w:t xml:space="preserve">C)  (2, -6)</w:t>
-      </w:r>
-    </w:p>
-    <w:p>
-      <w:pPr>
-        <w:spacing w:after="30"/>
-        <w:ind w:left="420"/>
-      </w:pPr>
-      <w:r>
-        <w:rPr>
-          <w:sz w:val="20"/>
-          <w:szCs w:val="20"/>
-        </w:rPr>
-        <w:t xml:space="preserve">D)  (6, -2)</w:t>
-      </w:r>
-    </w:p>
-    <w:p>
-      <w:pPr>
-        <w:keepNext/>
-        <w:spacing w:after="0" w:before="50"/>
-      </w:pPr>
-      <w:r>
-        <w:rPr>
-          <w:b/>
-          <w:bCs/>
-          <w:color w:val="6B4FA0"/>
-          <w:sz w:val="21"/>
-          <w:szCs w:val="21"/>
-        </w:rPr>
-        <w:t xml:space="preserve">Step 1:</w:t>
-      </w:r>
-    </w:p>
-    <w:p>
-      <w:pPr>
-        <w:pBdr>
-          <w:bottom w:val="single" w:color="AFBECC" w:sz="6"/>
-        </w:pBdr>
-        <w:spacing w:after="30" w:before="150"/>
-      </w:pPr>
-      <w:r>
-        <w:t xml:space="preserve"/>
-      </w:r>
-    </w:p>
-    <w:p>
-      <w:pPr>
-        <w:keepNext/>
-        <w:spacing w:after="0" w:before="50"/>
-      </w:pPr>
-      <w:r>
-        <w:rPr>
-          <w:b/>
-          <w:bCs/>
-          <w:color w:val="6B4FA0"/>
-          <w:sz w:val="21"/>
-          <w:szCs w:val="21"/>
-        </w:rPr>
-        <w:t xml:space="preserve">Step 2:</w:t>
-      </w:r>
-    </w:p>
-    <w:p>
-      <w:pPr>
-        <w:pBdr>
-          <w:bottom w:val="single" w:color="AFBECC" w:sz="6"/>
-        </w:pBdr>
-        <w:spacing w:after="30" w:before="150"/>
-      </w:pPr>
-      <w:r>
-        <w:t xml:space="preserve"/>
-      </w:r>
-    </w:p>
-    <w:p>
-      <w:pPr>
-        <w:keepNext/>
-        <w:spacing w:after="0" w:before="50"/>
-      </w:pPr>
-      <w:r>
-        <w:rPr>
-          <w:b/>
-          <w:bCs/>
-          <w:color w:val="6B4FA0"/>
-          <w:sz w:val="21"/>
-          <w:szCs w:val="21"/>
-        </w:rPr>
-        <w:t xml:space="preserve">Step 3:</w:t>
-      </w:r>
-    </w:p>
-    <w:p>
-      <w:pPr>
-        <w:pBdr>
-          <w:bottom w:val="single" w:color="AFBECC" w:sz="6"/>
-        </w:pBdr>
-        <w:spacing w:after="30" w:before="150"/>
-      </w:pPr>
-      <w:r>
-        <w:t xml:space="preserve"/>
-      </w:r>
-    </w:p>
-    <w:p>
-      <w:pPr>
-        <w:keepNext/>
-        <w:spacing w:after="0" w:before="60"/>
-      </w:pPr>
-      <w:r>
-        <w:rPr>
-          <w:b/>
-          <w:bCs/>
-          <w:color w:val="12355B"/>
-          <w:sz w:val="21"/>
-          <w:szCs w:val="21"/>
-        </w:rPr>
-        <w:t xml:space="preserve">Answer:</w:t>
-      </w:r>
-    </w:p>
-    <w:p>
-      <w:pPr>
-        <w:pBdr>
-          <w:bottom w:val="single" w:color="AFBECC" w:sz="6"/>
-        </w:pBdr>
-        <w:spacing w:after="30" w:before="150"/>
-      </w:pPr>
-      <w:r>
-        <w:t xml:space="preserve"/>
-      </w:r>
-    </w:p>
-    <w:p>
-      <w:pPr>
-        <w:spacing w:after="80"/>
-      </w:pPr>
-      <w:r>
-        <w:t xml:space="preserve"/>
+          <w:color w:val="B97A12"/>
+          <w:sz w:val="19"/>
+          <w:szCs w:val="19"/>
+        </w:rPr>
+        <w:t xml:space="preserve">   choose your support</w:t>
       </w:r>
     </w:p>
     <w:tbl>
@@ -1876,6 +1736,1442 @@
           </w:tcPr>
           <w:p>
             <w:pPr>
+              <w:spacing w:after="50"/>
+            </w:pPr>
+            <w:r>
+              <w:rPr>
+                <w:i/>
+                <w:iCs/>
+                <w:color w:val="5F6F80"/>
+                <w:sz w:val="19"/>
+                <w:szCs w:val="19"/>
+              </w:rPr>
+              <w:t xml:space="preserve">This model shows the parts of an explanation. It does not answer your writing question.</w:t>
+            </w:r>
+          </w:p>
+          <w:p>
+            <w:pPr>
+              <w:spacing w:after="80"/>
+            </w:pPr>
+            <w:r>
+              <w:rPr>
+                <w:b/>
+                <w:bCs/>
+                <w:color w:val="12355B"/>
+                <w:sz w:val="19"/>
+                <w:szCs w:val="19"/>
+              </w:rPr>
+              <w:t xml:space="preserve">Claim:  </w:t>
+            </w:r>
+            <w:r>
+              <w:rPr>
+                <w:sz w:val="19"/>
+                <w:szCs w:val="19"/>
+              </w:rPr>
+              <w:t xml:space="preserve">Reflecting over the y-axis changes the ___ coordinate because ___.</w:t>
+            </w:r>
+          </w:p>
+          <w:p>
+            <w:pPr>
+              <w:spacing w:after="80"/>
+            </w:pPr>
+            <w:r>
+              <w:rPr>
+                <w:b/>
+                <w:bCs/>
+                <w:color w:val="12355B"/>
+                <w:sz w:val="19"/>
+                <w:szCs w:val="19"/>
+              </w:rPr>
+              <w:t xml:space="preserve">Evidence:  </w:t>
+            </w:r>
+            <w:r>
+              <w:rPr>
+                <w:sz w:val="19"/>
+                <w:szCs w:val="19"/>
+              </w:rPr>
+              <w:t xml:space="preserve">Student states reflecting over the y-axis flips the sign of the x-coordinate while the y-coordinate stays the same, so (3,2) becomes (-3,2).</w:t>
+            </w:r>
+          </w:p>
+          <w:p>
+            <w:pPr>
+              <w:spacing w:after="80"/>
+            </w:pPr>
+            <w:r>
+              <w:rPr>
+                <w:b/>
+                <w:bCs/>
+                <w:color w:val="12355B"/>
+                <w:sz w:val="19"/>
+                <w:szCs w:val="19"/>
+              </w:rPr>
+              <w:t xml:space="preserve">Reasoning:  </w:t>
+            </w:r>
+            <w:r>
+              <w:rPr>
+                <w:sz w:val="19"/>
+                <w:szCs w:val="19"/>
+              </w:rPr>
+              <w:t xml:space="preserve">This evidence connects the definition of reflection to the mathematical claim.</w:t>
+            </w:r>
+          </w:p>
+        </w:tc>
+      </w:tr>
+    </w:tbl>
+    <w:p>
+      <w:pPr>
+        <w:pStyle w:val="Heading2"/>
+        <w:spacing w:after="80" w:before="180"/>
+      </w:pPr>
+      <w:r>
+        <w:rPr>
+          <w:b/>
+          <w:bCs/>
+          <w:color w:val="12355B"/>
+          <w:sz w:val="24"/>
+          <w:szCs w:val="24"/>
+        </w:rPr>
+        <w:t xml:space="preserve">Start</w:t>
+      </w:r>
+      <w:r>
+        <w:rPr>
+          <w:i/>
+          <w:iCs/>
+          <w:color w:val="1FA6A2"/>
+          <w:sz w:val="19"/>
+          <w:szCs w:val="19"/>
+        </w:rPr>
+        <w:t xml:space="preserve">   Most language support</w:t>
+      </w:r>
+    </w:p>
+    <w:p>
+      <w:pPr>
+        <w:spacing w:after="60"/>
+      </w:pPr>
+      <w:r>
+        <w:rPr>
+          <w:color w:val="1A2733"/>
+          <w:sz w:val="21"/>
+          <w:szCs w:val="21"/>
+        </w:rPr>
+        <w:t xml:space="preserve">Complete the frames. Use the word bank.</w:t>
+      </w:r>
+      <w:r>
+        <w:rPr>
+          <w:i/>
+          <w:iCs/>
+          <w:color w:val="5F6F80"/>
+          <w:sz w:val="19"/>
+          <w:szCs w:val="19"/>
+        </w:rPr>
+        <w:br/>
+        <w:t xml:space="preserve">Completa las oraciones. Usa el banco de palabras.</w:t>
+      </w:r>
+    </w:p>
+    <w:p>
+      <w:pPr>
+        <w:spacing w:after="60"/>
+      </w:pPr>
+      <w:r>
+        <w:rPr>
+          <w:color w:val="1A2733"/>
+          <w:sz w:val="21"/>
+          <w:szCs w:val="21"/>
+        </w:rPr>
+        <w:t xml:space="preserve">Over the x-axis, the ___ coordinate flips sign.</w:t>
+      </w:r>
+      <w:r>
+        <w:rPr>
+          <w:i/>
+          <w:iCs/>
+          <w:color w:val="5F6F80"/>
+          <w:sz w:val="19"/>
+          <w:szCs w:val="19"/>
+        </w:rPr>
+        <w:br/>
+        <w:t xml:space="preserve">Sobre el eje x, la coordenada ___ cambia de signo.</w:t>
+      </w:r>
+    </w:p>
+    <w:p>
+      <w:pPr>
+        <w:spacing w:after="60"/>
+      </w:pPr>
+      <w:r>
+        <w:rPr>
+          <w:color w:val="1A2733"/>
+          <w:sz w:val="21"/>
+          <w:szCs w:val="21"/>
+        </w:rPr>
+        <w:t xml:space="preserve">So (4, -5) becomes ___.</w:t>
+      </w:r>
+      <w:r>
+        <w:rPr>
+          <w:i/>
+          <w:iCs/>
+          <w:color w:val="5F6F80"/>
+          <w:sz w:val="19"/>
+          <w:szCs w:val="19"/>
+        </w:rPr>
+        <w:br/>
+        <w:t xml:space="preserve">Entonces (4, -5) se convierte en ___.</w:t>
+      </w:r>
+    </w:p>
+    <w:tbl>
+      <w:tblPr>
+        <w:tblW w:type="pct" w:w="100%"/>
+        <w:tblBorders>
+          <w:top w:val="single" w:color="C7D2DD" w:sz="6"/>
+          <w:left w:val="single" w:color="C7D2DD" w:sz="6"/>
+          <w:bottom w:val="single" w:color="C7D2DD" w:sz="6"/>
+          <w:right w:val="single" w:color="C7D2DD" w:sz="6"/>
+          <w:insideH w:val="single" w:color="auto" w:sz="4"/>
+          <w:insideV w:val="single" w:color="auto" w:sz="4"/>
+        </w:tblBorders>
+      </w:tblPr>
+      <w:tblGrid>
+        <w:gridCol w:w="100"/>
+      </w:tblGrid>
+      <w:tr>
+        <w:tc>
+          <w:tcPr>
+            <w:shd w:fill="FBF3E2" w:color="auto" w:val="clear"/>
+            <w:tcMar>
+              <w:top w:type="dxa" w:w="60"/>
+              <w:left w:type="dxa" w:w="120"/>
+              <w:bottom w:type="dxa" w:w="60"/>
+              <w:right w:type="dxa" w:w="120"/>
+            </w:tcMar>
+          </w:tcPr>
+          <w:p>
+            <w:pPr>
+              <w:spacing w:after="0" w:line="320"/>
+            </w:pPr>
+            <w:r>
+              <w:t xml:space="preserve"/>
+            </w:r>
+          </w:p>
+          <w:p>
+            <w:pPr>
+              <w:spacing w:after="0" w:line="320"/>
+            </w:pPr>
+            <w:r>
+              <w:t xml:space="preserve"/>
+            </w:r>
+          </w:p>
+          <w:p>
+            <w:pPr>
+              <w:spacing w:after="0" w:line="320"/>
+            </w:pPr>
+            <w:r>
+              <w:t xml:space="preserve"/>
+            </w:r>
+          </w:p>
+        </w:tc>
+      </w:tr>
+    </w:tbl>
+    <w:p>
+      <w:pPr>
+        <w:pStyle w:val="Heading2"/>
+        <w:spacing w:after="80" w:before="180"/>
+      </w:pPr>
+      <w:r>
+        <w:rPr>
+          <w:b/>
+          <w:bCs/>
+          <w:color w:val="12355B"/>
+          <w:sz w:val="24"/>
+          <w:szCs w:val="24"/>
+        </w:rPr>
+        <w:t xml:space="preserve">Build</w:t>
+      </w:r>
+      <w:r>
+        <w:rPr>
+          <w:i/>
+          <w:iCs/>
+          <w:color w:val="B97A12"/>
+          <w:sz w:val="19"/>
+          <w:szCs w:val="19"/>
+        </w:rPr>
+        <w:t xml:space="preserve">   Some language support</w:t>
+      </w:r>
+    </w:p>
+    <w:p>
+      <w:pPr>
+        <w:spacing w:after="60"/>
+      </w:pPr>
+      <w:r>
+        <w:rPr>
+          <w:color w:val="1A2733"/>
+          <w:sz w:val="21"/>
+          <w:szCs w:val="21"/>
+        </w:rPr>
+        <w:t xml:space="preserve">Write two connected sentences. Use because, so, or but.</w:t>
+      </w:r>
+      <w:r>
+        <w:rPr>
+          <w:i/>
+          <w:iCs/>
+          <w:color w:val="5F6F80"/>
+          <w:sz w:val="19"/>
+          <w:szCs w:val="19"/>
+        </w:rPr>
+        <w:br/>
+        <w:t xml:space="preserve">Escribe dos oraciones conectadas. Usa porque, entonces o pero.</w:t>
+      </w:r>
+    </w:p>
+    <w:p>
+      <w:pPr>
+        <w:spacing w:after="60"/>
+      </w:pPr>
+      <w:r>
+        <w:rPr>
+          <w:color w:val="1A2733"/>
+          <w:sz w:val="21"/>
+          <w:szCs w:val="21"/>
+        </w:rPr>
+        <w:t xml:space="preserve">My claim is ___.</w:t>
+      </w:r>
+      <w:r>
+        <w:rPr>
+          <w:i/>
+          <w:iCs/>
+          <w:color w:val="5F6F80"/>
+          <w:sz w:val="19"/>
+          <w:szCs w:val="19"/>
+        </w:rPr>
+        <w:br/>
+        <w:t xml:space="preserve">Mi afirmación es ___.</w:t>
+      </w:r>
+    </w:p>
+    <w:p>
+      <w:pPr>
+        <w:spacing w:after="60"/>
+      </w:pPr>
+      <w:r>
+        <w:rPr>
+          <w:color w:val="1A2733"/>
+          <w:sz w:val="21"/>
+          <w:szCs w:val="21"/>
+        </w:rPr>
+        <w:t xml:space="preserve">I know because ___.</w:t>
+      </w:r>
+      <w:r>
+        <w:rPr>
+          <w:i/>
+          <w:iCs/>
+          <w:color w:val="5F6F80"/>
+          <w:sz w:val="19"/>
+          <w:szCs w:val="19"/>
+        </w:rPr>
+        <w:br/>
+        <w:t xml:space="preserve">Lo sé porque ___.</w:t>
+      </w:r>
+    </w:p>
+    <w:p>
+      <w:pPr>
+        <w:spacing w:after="60"/>
+      </w:pPr>
+      <w:r>
+        <w:rPr>
+          <w:color w:val="1A2733"/>
+          <w:sz w:val="21"/>
+          <w:szCs w:val="21"/>
+        </w:rPr>
+        <w:t xml:space="preserve">So ___.</w:t>
+      </w:r>
+      <w:r>
+        <w:rPr>
+          <w:i/>
+          <w:iCs/>
+          <w:color w:val="5F6F80"/>
+          <w:sz w:val="19"/>
+          <w:szCs w:val="19"/>
+        </w:rPr>
+        <w:br/>
+        <w:t xml:space="preserve">Entonces ___.</w:t>
+      </w:r>
+    </w:p>
+    <w:tbl>
+      <w:tblPr>
+        <w:tblW w:type="pct" w:w="100%"/>
+        <w:tblBorders>
+          <w:top w:val="single" w:color="C7D2DD" w:sz="6"/>
+          <w:left w:val="single" w:color="C7D2DD" w:sz="6"/>
+          <w:bottom w:val="single" w:color="C7D2DD" w:sz="6"/>
+          <w:right w:val="single" w:color="C7D2DD" w:sz="6"/>
+          <w:insideH w:val="single" w:color="auto" w:sz="4"/>
+          <w:insideV w:val="single" w:color="auto" w:sz="4"/>
+        </w:tblBorders>
+      </w:tblPr>
+      <w:tblGrid>
+        <w:gridCol w:w="100"/>
+      </w:tblGrid>
+      <w:tr>
+        <w:tc>
+          <w:tcPr>
+            <w:shd w:fill="FBF3E2" w:color="auto" w:val="clear"/>
+            <w:tcMar>
+              <w:top w:type="dxa" w:w="60"/>
+              <w:left w:type="dxa" w:w="120"/>
+              <w:bottom w:type="dxa" w:w="60"/>
+              <w:right w:type="dxa" w:w="120"/>
+            </w:tcMar>
+          </w:tcPr>
+          <w:p>
+            <w:pPr>
+              <w:spacing w:after="0" w:line="320"/>
+            </w:pPr>
+            <w:r>
+              <w:t xml:space="preserve"/>
+            </w:r>
+          </w:p>
+          <w:p>
+            <w:pPr>
+              <w:spacing w:after="0" w:line="320"/>
+            </w:pPr>
+            <w:r>
+              <w:t xml:space="preserve"/>
+            </w:r>
+          </w:p>
+          <w:p>
+            <w:pPr>
+              <w:spacing w:after="0" w:line="320"/>
+            </w:pPr>
+            <w:r>
+              <w:t xml:space="preserve"/>
+            </w:r>
+          </w:p>
+        </w:tc>
+      </w:tr>
+    </w:tbl>
+    <w:p>
+      <w:pPr>
+        <w:pStyle w:val="Heading2"/>
+        <w:spacing w:after="80" w:before="180"/>
+      </w:pPr>
+      <w:r>
+        <w:rPr>
+          <w:b/>
+          <w:bCs/>
+          <w:color w:val="12355B"/>
+          <w:sz w:val="24"/>
+          <w:szCs w:val="24"/>
+        </w:rPr>
+        <w:t xml:space="preserve">Explain</w:t>
+      </w:r>
+      <w:r>
+        <w:rPr>
+          <w:i/>
+          <w:iCs/>
+          <w:color w:val="B97A12"/>
+          <w:sz w:val="19"/>
+          <w:szCs w:val="19"/>
+        </w:rPr>
+        <w:t xml:space="preserve">   Light language support</w:t>
+      </w:r>
+    </w:p>
+    <w:p>
+      <w:pPr>
+        <w:spacing w:after="60"/>
+      </w:pPr>
+      <w:r>
+        <w:rPr>
+          <w:color w:val="1A2733"/>
+          <w:sz w:val="21"/>
+          <w:szCs w:val="21"/>
+        </w:rPr>
+        <w:t xml:space="preserve">Write a claim, give math evidence, and explain your reasoning.</w:t>
+      </w:r>
+      <w:r>
+        <w:rPr>
+          <w:i/>
+          <w:iCs/>
+          <w:color w:val="5F6F80"/>
+          <w:sz w:val="19"/>
+          <w:szCs w:val="19"/>
+        </w:rPr>
+        <w:br/>
+        <w:t xml:space="preserve">Escribe una afirmación, da evidencia matemática y explica tu razonamiento.</w:t>
+      </w:r>
+    </w:p>
+    <w:p>
+      <w:pPr>
+        <w:spacing w:after="60"/>
+      </w:pPr>
+      <w:r>
+        <w:rPr>
+          <w:color w:val="1A2733"/>
+          <w:sz w:val="21"/>
+          <w:szCs w:val="21"/>
+        </w:rPr>
+        <w:t xml:space="preserve">My claim is ___.</w:t>
+      </w:r>
+      <w:r>
+        <w:rPr>
+          <w:i/>
+          <w:iCs/>
+          <w:color w:val="5F6F80"/>
+          <w:sz w:val="19"/>
+          <w:szCs w:val="19"/>
+        </w:rPr>
+        <w:br/>
+        <w:t xml:space="preserve">Mi afirmación es ___.</w:t>
+      </w:r>
+    </w:p>
+    <w:p>
+      <w:pPr>
+        <w:spacing w:after="60"/>
+      </w:pPr>
+      <w:r>
+        <w:rPr>
+          <w:color w:val="1A2733"/>
+          <w:sz w:val="21"/>
+          <w:szCs w:val="21"/>
+        </w:rPr>
+        <w:t xml:space="preserve">My math evidence is ___.</w:t>
+      </w:r>
+      <w:r>
+        <w:rPr>
+          <w:i/>
+          <w:iCs/>
+          <w:color w:val="5F6F80"/>
+          <w:sz w:val="19"/>
+          <w:szCs w:val="19"/>
+        </w:rPr>
+        <w:br/>
+        <w:t xml:space="preserve">Mi evidencia matemática es ___.</w:t>
+      </w:r>
+    </w:p>
+    <w:p>
+      <w:pPr>
+        <w:spacing w:after="60"/>
+      </w:pPr>
+      <w:r>
+        <w:rPr>
+          <w:color w:val="1A2733"/>
+          <w:sz w:val="21"/>
+          <w:szCs w:val="21"/>
+        </w:rPr>
+        <w:t xml:space="preserve">This proves ___ because ___.</w:t>
+      </w:r>
+      <w:r>
+        <w:rPr>
+          <w:i/>
+          <w:iCs/>
+          <w:color w:val="5F6F80"/>
+          <w:sz w:val="19"/>
+          <w:szCs w:val="19"/>
+        </w:rPr>
+        <w:br/>
+        <w:t xml:space="preserve">Esto demuestra ___ porque ___.</w:t>
+      </w:r>
+    </w:p>
+    <w:tbl>
+      <w:tblPr>
+        <w:tblW w:type="pct" w:w="100%"/>
+        <w:tblBorders>
+          <w:top w:val="single" w:color="C7D2DD" w:sz="6"/>
+          <w:left w:val="single" w:color="C7D2DD" w:sz="6"/>
+          <w:bottom w:val="single" w:color="C7D2DD" w:sz="6"/>
+          <w:right w:val="single" w:color="C7D2DD" w:sz="6"/>
+          <w:insideH w:val="single" w:color="auto" w:sz="4"/>
+          <w:insideV w:val="single" w:color="auto" w:sz="4"/>
+        </w:tblBorders>
+      </w:tblPr>
+      <w:tblGrid>
+        <w:gridCol w:w="100"/>
+      </w:tblGrid>
+      <w:tr>
+        <w:tc>
+          <w:tcPr>
+            <w:shd w:fill="FBF3E2" w:color="auto" w:val="clear"/>
+            <w:tcMar>
+              <w:top w:type="dxa" w:w="60"/>
+              <w:left w:type="dxa" w:w="120"/>
+              <w:bottom w:type="dxa" w:w="60"/>
+              <w:right w:type="dxa" w:w="120"/>
+            </w:tcMar>
+          </w:tcPr>
+          <w:p>
+            <w:pPr>
+              <w:spacing w:after="0" w:line="320"/>
+            </w:pPr>
+            <w:r>
+              <w:t xml:space="preserve"/>
+            </w:r>
+          </w:p>
+          <w:p>
+            <w:pPr>
+              <w:spacing w:after="0" w:line="320"/>
+            </w:pPr>
+            <w:r>
+              <w:t xml:space="preserve"/>
+            </w:r>
+          </w:p>
+          <w:p>
+            <w:pPr>
+              <w:spacing w:after="0" w:line="320"/>
+            </w:pPr>
+            <w:r>
+              <w:t xml:space="preserve"/>
+            </w:r>
+          </w:p>
+          <w:p>
+            <w:pPr>
+              <w:spacing w:after="0" w:line="320"/>
+            </w:pPr>
+            <w:r>
+              <w:t xml:space="preserve"/>
+            </w:r>
+          </w:p>
+          <w:p>
+            <w:pPr>
+              <w:spacing w:after="0" w:line="320"/>
+            </w:pPr>
+            <w:r>
+              <w:t xml:space="preserve"/>
+            </w:r>
+          </w:p>
+        </w:tc>
+      </w:tr>
+    </w:tbl>
+    <w:p>
+      <w:pPr>
+        <w:pStyle w:val="Heading2"/>
+        <w:spacing w:after="80" w:before="180"/>
+      </w:pPr>
+      <w:r>
+        <w:rPr>
+          <w:b/>
+          <w:bCs/>
+          <w:color w:val="12355B"/>
+          <w:sz w:val="24"/>
+          <w:szCs w:val="24"/>
+        </w:rPr>
+        <w:t xml:space="preserve">4. Check Your Explanation</w:t>
+      </w:r>
+      <w:r>
+        <w:rPr>
+          <w:i/>
+          <w:iCs/>
+          <w:color w:val="1FA6A2"/>
+          <w:sz w:val="19"/>
+          <w:szCs w:val="19"/>
+        </w:rPr>
+        <w:t xml:space="preserve">   five quick checks</w:t>
+      </w:r>
+    </w:p>
+    <w:p>
+      <w:pPr>
+        <w:spacing w:after="80"/>
+      </w:pPr>
+      <w:r>
+        <w:rPr>
+          <w:b/>
+          <w:bCs/>
+          <w:color w:val="1FA6A2"/>
+          <w:sz w:val="22"/>
+          <w:szCs w:val="22"/>
+        </w:rPr>
+        <w:t xml:space="preserve">☐  </w:t>
+      </w:r>
+      <w:r>
+        <w:rPr>
+          <w:sz w:val="20"/>
+          <w:szCs w:val="20"/>
+        </w:rPr>
+        <w:t xml:space="preserve">I answered the question.</w:t>
+      </w:r>
+      <w:r>
+        <w:rPr>
+          <w:i/>
+          <w:iCs/>
+          <w:color w:val="5F6F80"/>
+          <w:sz w:val="18"/>
+          <w:szCs w:val="18"/>
+        </w:rPr>
+        <w:br/>
+        <w:t xml:space="preserve">Respondí la pregunta.</w:t>
+      </w:r>
+    </w:p>
+    <w:p>
+      <w:pPr>
+        <w:spacing w:after="80"/>
+      </w:pPr>
+      <w:r>
+        <w:rPr>
+          <w:b/>
+          <w:bCs/>
+          <w:color w:val="1FA6A2"/>
+          <w:sz w:val="22"/>
+          <w:szCs w:val="22"/>
+        </w:rPr>
+        <w:t xml:space="preserve">☐  </w:t>
+      </w:r>
+      <w:r>
+        <w:rPr>
+          <w:sz w:val="20"/>
+          <w:szCs w:val="20"/>
+        </w:rPr>
+        <w:t xml:space="preserve">I used math evidence: numbers, an equation, a model, or a comparison.</w:t>
+      </w:r>
+      <w:r>
+        <w:rPr>
+          <w:i/>
+          <w:iCs/>
+          <w:color w:val="5F6F80"/>
+          <w:sz w:val="18"/>
+          <w:szCs w:val="18"/>
+        </w:rPr>
+        <w:br/>
+        <w:t xml:space="preserve">Usé evidencia matemática: números, una ecuación, un modelo o una comparación.</w:t>
+      </w:r>
+    </w:p>
+    <w:p>
+      <w:pPr>
+        <w:spacing w:after="80"/>
+      </w:pPr>
+      <w:r>
+        <w:rPr>
+          <w:b/>
+          <w:bCs/>
+          <w:color w:val="1FA6A2"/>
+          <w:sz w:val="22"/>
+          <w:szCs w:val="22"/>
+        </w:rPr>
+        <w:t xml:space="preserve">☐  </w:t>
+      </w:r>
+      <w:r>
+        <w:rPr>
+          <w:sz w:val="20"/>
+          <w:szCs w:val="20"/>
+        </w:rPr>
+        <w:t xml:space="preserve">I explained how the evidence proves my answer.</w:t>
+      </w:r>
+      <w:r>
+        <w:rPr>
+          <w:i/>
+          <w:iCs/>
+          <w:color w:val="5F6F80"/>
+          <w:sz w:val="18"/>
+          <w:szCs w:val="18"/>
+        </w:rPr>
+        <w:br/>
+        <w:t xml:space="preserve">Expliqué cómo la evidencia demuestra mi respuesta.</w:t>
+      </w:r>
+    </w:p>
+    <w:p>
+      <w:pPr>
+        <w:spacing w:after="80"/>
+      </w:pPr>
+      <w:r>
+        <w:rPr>
+          <w:b/>
+          <w:bCs/>
+          <w:color w:val="1FA6A2"/>
+          <w:sz w:val="22"/>
+          <w:szCs w:val="22"/>
+        </w:rPr>
+        <w:t xml:space="preserve">☐  </w:t>
+      </w:r>
+      <w:r>
+        <w:rPr>
+          <w:sz w:val="20"/>
+          <w:szCs w:val="20"/>
+        </w:rPr>
+        <w:t xml:space="preserve">I used at least two math words.</w:t>
+      </w:r>
+      <w:r>
+        <w:rPr>
+          <w:i/>
+          <w:iCs/>
+          <w:color w:val="5F6F80"/>
+          <w:sz w:val="18"/>
+          <w:szCs w:val="18"/>
+        </w:rPr>
+        <w:br/>
+        <w:t xml:space="preserve">Usé por lo menos dos palabras matemáticas.</w:t>
+      </w:r>
+    </w:p>
+    <w:p>
+      <w:pPr>
+        <w:spacing w:after="80"/>
+      </w:pPr>
+      <w:r>
+        <w:rPr>
+          <w:b/>
+          <w:bCs/>
+          <w:color w:val="1FA6A2"/>
+          <w:sz w:val="22"/>
+          <w:szCs w:val="22"/>
+        </w:rPr>
+        <w:t xml:space="preserve">☐  </w:t>
+      </w:r>
+      <w:r>
+        <w:rPr>
+          <w:sz w:val="20"/>
+          <w:szCs w:val="20"/>
+        </w:rPr>
+        <w:t xml:space="preserve">I reread complete sentences and punctuation.</w:t>
+      </w:r>
+      <w:r>
+        <w:rPr>
+          <w:i/>
+          <w:iCs/>
+          <w:color w:val="5F6F80"/>
+          <w:sz w:val="18"/>
+          <w:szCs w:val="18"/>
+        </w:rPr>
+        <w:br/>
+        <w:t xml:space="preserve">Volví a leer mis oraciones completas y la puntuación.</w:t>
+      </w:r>
+    </w:p>
+    <w:p>
+      <w:pPr>
+        <w:pStyle w:val="Heading1"/>
+        <w:pageBreakBefore/>
+        <w:pBdr>
+          <w:bottom w:val="single" w:color="1FA6A2" w:sz="14" w:space="6"/>
+        </w:pBdr>
+        <w:spacing w:after="140" w:before="0"/>
+      </w:pPr>
+      <w:r>
+        <w:rPr>
+          <w:b/>
+          <w:bCs/>
+          <w:color w:val="12355B"/>
+          <w:sz w:val="30"/>
+          <w:szCs w:val="30"/>
+        </w:rPr>
+        <w:t xml:space="preserve">Worked Example</w:t>
+      </w:r>
+    </w:p>
+    <w:p>
+      <w:pPr>
+        <w:pStyle w:val="Heading2"/>
+        <w:spacing w:after="80" w:before="180"/>
+      </w:pPr>
+      <w:r>
+        <w:rPr>
+          <w:b/>
+          <w:bCs/>
+          <w:color w:val="12355B"/>
+          <w:sz w:val="24"/>
+          <w:szCs w:val="24"/>
+        </w:rPr>
+        <w:t xml:space="preserve">Watch &amp; Read</w:t>
+      </w:r>
+      <w:r>
+        <w:rPr>
+          <w:i/>
+          <w:iCs/>
+          <w:color w:val="1FA6A2"/>
+          <w:sz w:val="19"/>
+          <w:szCs w:val="19"/>
+        </w:rPr>
+        <w:t xml:space="preserve">   I Do — follow along with your teacher</w:t>
+      </w:r>
+    </w:p>
+    <w:tbl>
+      <w:tblPr>
+        <w:tblW w:type="pct" w:w="100%"/>
+        <w:tblBorders>
+          <w:top w:val="single" w:color="1FA6A2" w:sz="8"/>
+          <w:left w:val="single" w:color="1FA6A2" w:sz="8"/>
+          <w:bottom w:val="single" w:color="1FA6A2" w:sz="8"/>
+          <w:right w:val="single" w:color="1FA6A2" w:sz="8"/>
+          <w:insideH w:val="single" w:color="auto" w:sz="4"/>
+          <w:insideV w:val="single" w:color="auto" w:sz="4"/>
+        </w:tblBorders>
+      </w:tblPr>
+      <w:tblGrid>
+        <w:gridCol w:w="100"/>
+      </w:tblGrid>
+      <w:tr>
+        <w:tc>
+          <w:tcPr>
+            <w:shd w:fill="E6F4F3" w:color="auto" w:val="clear"/>
+            <w:tcMar>
+              <w:top w:type="dxa" w:w="120"/>
+              <w:left w:type="dxa" w:w="180"/>
+              <w:bottom w:type="dxa" w:w="120"/>
+              <w:right w:type="dxa" w:w="180"/>
+            </w:tcMar>
+          </w:tcPr>
+          <w:p>
+            <w:pPr>
+              <w:spacing w:after="60"/>
+            </w:pPr>
+            <w:r>
+              <w:rPr>
+                <w:b/>
+                <w:bCs/>
+                <w:color w:val="12355B"/>
+                <w:sz w:val="22"/>
+                <w:szCs w:val="22"/>
+              </w:rPr>
+              <w:t xml:space="preserve">Mirror Images on the Map</w:t>
+            </w:r>
+          </w:p>
+          <w:p>
+            <w:pPr>
+              <w:spacing w:after="0"/>
+            </w:pPr>
+            <w:r>
+              <w:rPr>
+                <w:sz w:val="21"/>
+                <w:szCs w:val="21"/>
+              </w:rPr>
+              <w:t xml:space="preserve">Captain Vega discovers that her treasure map has a magic mirror trick! When she folds the map along the x-axis, some clues match up perfectly with clues on the other side. For example, a marker at (2, 4) has a matching marker at (2, -4) when reflected over the x-axis. Another pair reflects over the y-axis: (5, 3) and (-5, 3). How does reflection change the coordinates?</w:t>
+            </w:r>
+          </w:p>
+        </w:tc>
+      </w:tr>
+    </w:tbl>
+    <w:p>
+      <w:pPr>
+        <w:spacing w:after="80"/>
+      </w:pPr>
+      <w:r>
+        <w:t xml:space="preserve"/>
+      </w:r>
+    </w:p>
+    <w:p>
+      <w:pPr>
+        <w:spacing w:after="50" w:before="60"/>
+      </w:pPr>
+      <w:r>
+        <w:rPr>
+          <w:b/>
+          <w:bCs/>
+          <w:color w:val="12355B"/>
+          <w:sz w:val="21"/>
+          <w:szCs w:val="21"/>
+        </w:rPr>
+        <w:t xml:space="preserve">Think about:</w:t>
+      </w:r>
+    </w:p>
+    <w:p>
+      <w:pPr>
+        <w:spacing w:after="40"/>
+        <w:ind w:left="300"/>
+      </w:pPr>
+      <w:r>
+        <w:rPr>
+          <w:sz w:val="20"/>
+          <w:szCs w:val="20"/>
+        </w:rPr>
+        <w:t xml:space="preserve">•  When (2, 4) reflects over the x-axis to (2, -4), which coordinate changed?</w:t>
+      </w:r>
+    </w:p>
+    <w:p>
+      <w:pPr>
+        <w:spacing w:after="40"/>
+        <w:ind w:left="300"/>
+      </w:pPr>
+      <w:r>
+        <w:rPr>
+          <w:sz w:val="20"/>
+          <w:szCs w:val="20"/>
+        </w:rPr>
+        <w:t xml:space="preserve">•  When (5, 3) reflects over the y-axis to (-5, 3), which coordinate changed?</w:t>
+      </w:r>
+    </w:p>
+    <w:p>
+      <w:pPr>
+        <w:spacing w:after="40"/>
+        <w:ind w:left="300"/>
+      </w:pPr>
+      <w:r>
+        <w:rPr>
+          <w:sz w:val="20"/>
+          <w:szCs w:val="20"/>
+        </w:rPr>
+        <w:t xml:space="preserve">•  What stays the same in each reflection?</w:t>
+      </w:r>
+    </w:p>
+    <w:p>
+      <w:pPr>
+        <w:spacing w:after="40"/>
+        <w:ind w:left="300"/>
+      </w:pPr>
+      <w:r>
+        <w:rPr>
+          <w:sz w:val="20"/>
+          <w:szCs w:val="20"/>
+        </w:rPr>
+        <w:t xml:space="preserve">•  What happens if you reflect a point over BOTH axes?</w:t>
+      </w:r>
+    </w:p>
+    <w:p>
+      <w:pPr>
+        <w:spacing w:after="40"/>
+        <w:ind w:left="300"/>
+      </w:pPr>
+      <w:r>
+        <w:rPr>
+          <w:sz w:val="20"/>
+          <w:szCs w:val="20"/>
+        </w:rPr>
+        <w:t xml:space="preserve">•  Can a point be its own reflection?</w:t>
+      </w:r>
+    </w:p>
+    <w:p>
+      <w:pPr>
+        <w:pStyle w:val="Heading2"/>
+        <w:spacing w:after="80" w:before="180"/>
+      </w:pPr>
+      <w:r>
+        <w:rPr>
+          <w:b/>
+          <w:bCs/>
+          <w:color w:val="12355B"/>
+          <w:sz w:val="24"/>
+          <w:szCs w:val="24"/>
+        </w:rPr>
+        <w:t xml:space="preserve">Solved Example</w:t>
+      </w:r>
+      <w:r>
+        <w:rPr>
+          <w:i/>
+          <w:iCs/>
+          <w:color w:val="1FA6A2"/>
+          <w:sz w:val="19"/>
+          <w:szCs w:val="19"/>
+        </w:rPr>
+        <w:t xml:space="preserve">   I Do — watch each step</w:t>
+      </w:r>
+    </w:p>
+    <w:p>
+      <w:pPr>
+        <w:keepNext/>
+        <w:spacing w:after="40"/>
+      </w:pPr>
+      <w:r>
+        <w:rPr>
+          <w:b/>
+          <w:bCs/>
+          <w:color w:val="12355B"/>
+          <w:sz w:val="21"/>
+          <w:szCs w:val="21"/>
+        </w:rPr>
+        <w:t xml:space="preserve">Problem:  </w:t>
+      </w:r>
+      <w:r>
+        <w:rPr>
+          <w:sz w:val="21"/>
+          <w:szCs w:val="21"/>
+        </w:rPr>
+        <w:t xml:space="preserve">What is the reflection of (4, -3) over the x-axis?</w:t>
+      </w:r>
+    </w:p>
+    <w:p>
+      <w:pPr>
+        <w:spacing w:after="30"/>
+        <w:ind w:left="420"/>
+      </w:pPr>
+      <w:r>
+        <w:rPr>
+          <w:sz w:val="20"/>
+          <w:szCs w:val="20"/>
+        </w:rPr>
+        <w:t xml:space="preserve">A)  (-4, -3)</w:t>
+      </w:r>
+    </w:p>
+    <w:p>
+      <w:pPr>
+        <w:spacing w:after="30"/>
+        <w:ind w:left="420"/>
+      </w:pPr>
+      <w:r>
+        <w:rPr>
+          <w:sz w:val="20"/>
+          <w:szCs w:val="20"/>
+        </w:rPr>
+        <w:t xml:space="preserve">B)  (4, 3)</w:t>
+      </w:r>
+    </w:p>
+    <w:p>
+      <w:pPr>
+        <w:spacing w:after="30"/>
+        <w:ind w:left="420"/>
+      </w:pPr>
+      <w:r>
+        <w:rPr>
+          <w:sz w:val="20"/>
+          <w:szCs w:val="20"/>
+        </w:rPr>
+        <w:t xml:space="preserve">C)  (-4, 3)</w:t>
+      </w:r>
+    </w:p>
+    <w:p>
+      <w:pPr>
+        <w:spacing w:after="30"/>
+        <w:ind w:left="420"/>
+      </w:pPr>
+      <w:r>
+        <w:rPr>
+          <w:sz w:val="20"/>
+          <w:szCs w:val="20"/>
+        </w:rPr>
+        <w:t xml:space="preserve">D)  (3, -4)</w:t>
+      </w:r>
+    </w:p>
+    <w:p>
+      <w:pPr>
+        <w:spacing w:after="20" w:before="50"/>
+      </w:pPr>
+      <w:r>
+        <w:rPr>
+          <w:b/>
+          <w:bCs/>
+          <w:color w:val="1FA6A2"/>
+          <w:sz w:val="21"/>
+          <w:szCs w:val="21"/>
+        </w:rPr>
+        <w:t xml:space="preserve">Step 1:  </w:t>
+      </w:r>
+      <w:r>
+        <w:rPr>
+          <w:sz w:val="21"/>
+          <w:szCs w:val="21"/>
+        </w:rPr>
+        <w:t xml:space="preserve">Reflecting over the x-axis changes the sign of the y-coordinate.</w:t>
+      </w:r>
+    </w:p>
+    <w:p>
+      <w:pPr>
+        <w:spacing w:after="20" w:before="50"/>
+      </w:pPr>
+      <w:r>
+        <w:rPr>
+          <w:b/>
+          <w:bCs/>
+          <w:color w:val="1FA6A2"/>
+          <w:sz w:val="21"/>
+          <w:szCs w:val="21"/>
+        </w:rPr>
+        <w:t xml:space="preserve">Step 2:  </w:t>
+      </w:r>
+      <w:r>
+        <w:rPr>
+          <w:sz w:val="21"/>
+          <w:szCs w:val="21"/>
+        </w:rPr>
+        <w:t xml:space="preserve">The x stays the same (4), and the y changes from -3 to 3.</w:t>
+      </w:r>
+    </w:p>
+    <w:p>
+      <w:pPr>
+        <w:spacing w:after="20" w:before="50"/>
+      </w:pPr>
+      <w:r>
+        <w:rPr>
+          <w:b/>
+          <w:bCs/>
+          <w:color w:val="1FA6A2"/>
+          <w:sz w:val="21"/>
+          <w:szCs w:val="21"/>
+        </w:rPr>
+        <w:t xml:space="preserve">Step 3:  </w:t>
+      </w:r>
+      <w:r>
+        <w:rPr>
+          <w:sz w:val="21"/>
+          <w:szCs w:val="21"/>
+        </w:rPr>
+        <w:t xml:space="preserve">The answer is (4, 3).</w:t>
+      </w:r>
+    </w:p>
+    <w:p>
+      <w:pPr>
+        <w:spacing w:after="40" w:before="60"/>
+      </w:pPr>
+      <w:r>
+        <w:rPr>
+          <w:b/>
+          <w:bCs/>
+          <w:color w:val="12355B"/>
+          <w:sz w:val="21"/>
+          <w:szCs w:val="21"/>
+        </w:rPr>
+        <w:t xml:space="preserve">Answer:  </w:t>
+      </w:r>
+      <w:r>
+        <w:rPr>
+          <w:b/>
+          <w:bCs/>
+          <w:sz w:val="21"/>
+          <w:szCs w:val="21"/>
+        </w:rPr>
+        <w:t xml:space="preserve">B. (4, 3)</w:t>
+      </w:r>
+    </w:p>
+    <w:p>
+      <w:pPr>
+        <w:pStyle w:val="Heading1"/>
+        <w:pageBreakBefore/>
+        <w:pBdr>
+          <w:bottom w:val="single" w:color="1FA6A2" w:sz="14" w:space="6"/>
+        </w:pBdr>
+        <w:spacing w:after="140" w:before="0"/>
+      </w:pPr>
+      <w:r>
+        <w:rPr>
+          <w:b/>
+          <w:bCs/>
+          <w:color w:val="12355B"/>
+          <w:sz w:val="30"/>
+          <w:szCs w:val="30"/>
+        </w:rPr>
+        <w:t xml:space="preserve">Guided Practice</w:t>
+      </w:r>
+    </w:p>
+    <w:p>
+      <w:pPr>
+        <w:pStyle w:val="Heading2"/>
+        <w:spacing w:after="80" w:before="180"/>
+      </w:pPr>
+      <w:r>
+        <w:rPr>
+          <w:b/>
+          <w:bCs/>
+          <w:color w:val="12355B"/>
+          <w:sz w:val="24"/>
+          <w:szCs w:val="24"/>
+        </w:rPr>
+        <w:t xml:space="preserve">Solve Together</w:t>
+      </w:r>
+      <w:r>
+        <w:rPr>
+          <w:i/>
+          <w:iCs/>
+          <w:color w:val="6B4FA0"/>
+          <w:sz w:val="19"/>
+          <w:szCs w:val="19"/>
+        </w:rPr>
+        <w:t xml:space="preserve">   We Do — work with your class</w:t>
+      </w:r>
+    </w:p>
+    <w:p>
+      <w:pPr>
+        <w:keepNext/>
+        <w:spacing w:after="40" w:before="40"/>
+      </w:pPr>
+      <w:r>
+        <w:rPr>
+          <w:b/>
+          <w:bCs/>
+          <w:color w:val="12355B"/>
+          <w:sz w:val="21"/>
+          <w:szCs w:val="21"/>
+        </w:rPr>
+        <w:t xml:space="preserve">Problem:  </w:t>
+      </w:r>
+      <w:r>
+        <w:rPr>
+          <w:sz w:val="21"/>
+          <w:szCs w:val="21"/>
+        </w:rPr>
+        <w:t xml:space="preserve">What is the reflection of (-2, 6) over the y-axis?</w:t>
+      </w:r>
+    </w:p>
+    <w:p>
+      <w:pPr>
+        <w:spacing w:after="30"/>
+        <w:ind w:left="420"/>
+      </w:pPr>
+      <w:r>
+        <w:rPr>
+          <w:sz w:val="20"/>
+          <w:szCs w:val="20"/>
+        </w:rPr>
+        <w:t xml:space="preserve">A)  (2, 6)</w:t>
+      </w:r>
+    </w:p>
+    <w:p>
+      <w:pPr>
+        <w:spacing w:after="30"/>
+        <w:ind w:left="420"/>
+      </w:pPr>
+      <w:r>
+        <w:rPr>
+          <w:sz w:val="20"/>
+          <w:szCs w:val="20"/>
+        </w:rPr>
+        <w:t xml:space="preserve">B)  (-2, -6)</w:t>
+      </w:r>
+    </w:p>
+    <w:p>
+      <w:pPr>
+        <w:spacing w:after="30"/>
+        <w:ind w:left="420"/>
+      </w:pPr>
+      <w:r>
+        <w:rPr>
+          <w:sz w:val="20"/>
+          <w:szCs w:val="20"/>
+        </w:rPr>
+        <w:t xml:space="preserve">C)  (2, -6)</w:t>
+      </w:r>
+    </w:p>
+    <w:p>
+      <w:pPr>
+        <w:spacing w:after="30"/>
+        <w:ind w:left="420"/>
+      </w:pPr>
+      <w:r>
+        <w:rPr>
+          <w:sz w:val="20"/>
+          <w:szCs w:val="20"/>
+        </w:rPr>
+        <w:t xml:space="preserve">D)  (6, -2)</w:t>
+      </w:r>
+    </w:p>
+    <w:p>
+      <w:pPr>
+        <w:keepNext/>
+        <w:spacing w:after="0" w:before="50"/>
+      </w:pPr>
+      <w:r>
+        <w:rPr>
+          <w:b/>
+          <w:bCs/>
+          <w:color w:val="6B4FA0"/>
+          <w:sz w:val="21"/>
+          <w:szCs w:val="21"/>
+        </w:rPr>
+        <w:t xml:space="preserve">Step 1:</w:t>
+      </w:r>
+    </w:p>
+    <w:p>
+      <w:pPr>
+        <w:pBdr>
+          <w:bottom w:val="single" w:color="AFBECC" w:sz="6"/>
+        </w:pBdr>
+        <w:spacing w:after="30" w:before="150"/>
+      </w:pPr>
+      <w:r>
+        <w:t xml:space="preserve"/>
+      </w:r>
+    </w:p>
+    <w:p>
+      <w:pPr>
+        <w:keepNext/>
+        <w:spacing w:after="0" w:before="50"/>
+      </w:pPr>
+      <w:r>
+        <w:rPr>
+          <w:b/>
+          <w:bCs/>
+          <w:color w:val="6B4FA0"/>
+          <w:sz w:val="21"/>
+          <w:szCs w:val="21"/>
+        </w:rPr>
+        <w:t xml:space="preserve">Step 2:</w:t>
+      </w:r>
+    </w:p>
+    <w:p>
+      <w:pPr>
+        <w:pBdr>
+          <w:bottom w:val="single" w:color="AFBECC" w:sz="6"/>
+        </w:pBdr>
+        <w:spacing w:after="30" w:before="150"/>
+      </w:pPr>
+      <w:r>
+        <w:t xml:space="preserve"/>
+      </w:r>
+    </w:p>
+    <w:p>
+      <w:pPr>
+        <w:keepNext/>
+        <w:spacing w:after="0" w:before="50"/>
+      </w:pPr>
+      <w:r>
+        <w:rPr>
+          <w:b/>
+          <w:bCs/>
+          <w:color w:val="6B4FA0"/>
+          <w:sz w:val="21"/>
+          <w:szCs w:val="21"/>
+        </w:rPr>
+        <w:t xml:space="preserve">Step 3:</w:t>
+      </w:r>
+    </w:p>
+    <w:p>
+      <w:pPr>
+        <w:pBdr>
+          <w:bottom w:val="single" w:color="AFBECC" w:sz="6"/>
+        </w:pBdr>
+        <w:spacing w:after="30" w:before="150"/>
+      </w:pPr>
+      <w:r>
+        <w:t xml:space="preserve"/>
+      </w:r>
+    </w:p>
+    <w:p>
+      <w:pPr>
+        <w:keepNext/>
+        <w:spacing w:after="0" w:before="60"/>
+      </w:pPr>
+      <w:r>
+        <w:rPr>
+          <w:b/>
+          <w:bCs/>
+          <w:color w:val="12355B"/>
+          <w:sz w:val="21"/>
+          <w:szCs w:val="21"/>
+        </w:rPr>
+        <w:t xml:space="preserve">Answer:</w:t>
+      </w:r>
+    </w:p>
+    <w:p>
+      <w:pPr>
+        <w:pBdr>
+          <w:bottom w:val="single" w:color="AFBECC" w:sz="6"/>
+        </w:pBdr>
+        <w:spacing w:after="30" w:before="150"/>
+      </w:pPr>
+      <w:r>
+        <w:t xml:space="preserve"/>
+      </w:r>
+    </w:p>
+    <w:p>
+      <w:pPr>
+        <w:spacing w:after="80"/>
+      </w:pPr>
+      <w:r>
+        <w:t xml:space="preserve"/>
+      </w:r>
+    </w:p>
+    <w:tbl>
+      <w:tblPr>
+        <w:tblW w:type="pct" w:w="100%"/>
+        <w:tblBorders>
+          <w:top w:val="single" w:color="BBD0DE" w:sz="8"/>
+          <w:left w:val="single" w:color="BBD0DE" w:sz="8"/>
+          <w:bottom w:val="single" w:color="BBD0DE" w:sz="8"/>
+          <w:right w:val="single" w:color="BBD0DE" w:sz="8"/>
+          <w:insideH w:val="single" w:color="auto" w:sz="4"/>
+          <w:insideV w:val="single" w:color="auto" w:sz="4"/>
+        </w:tblBorders>
+      </w:tblPr>
+      <w:tblGrid>
+        <w:gridCol w:w="100"/>
+      </w:tblGrid>
+      <w:tr>
+        <w:tc>
+          <w:tcPr>
+            <w:shd w:fill="EEF4F8" w:color="auto" w:val="clear"/>
+            <w:tcMar>
+              <w:top w:type="dxa" w:w="120"/>
+              <w:left w:type="dxa" w:w="180"/>
+              <w:bottom w:type="dxa" w:w="120"/>
+              <w:right w:type="dxa" w:w="180"/>
+            </w:tcMar>
+          </w:tcPr>
+          <w:p>
+            <w:pPr>
               <w:spacing w:after="60"/>
             </w:pPr>
             <w:r>
@@ -3319,6 +4615,97 @@
           <w:szCs w:val="19"/>
         </w:rPr>
         <w:t xml:space="preserve">  — Reflecting over the y-axis changes the sign of the x-coordinate. x goes from -5 to 5, and y stays 2. The reflection is (5, 2).</w:t>
+      </w:r>
+    </w:p>
+    <w:p>
+      <w:pPr>
+        <w:pStyle w:val="Heading2"/>
+        <w:spacing w:after="80" w:before="180"/>
+      </w:pPr>
+      <w:r>
+        <w:rPr>
+          <w:b/>
+          <w:bCs/>
+          <w:color w:val="12355B"/>
+          <w:sz w:val="24"/>
+          <w:szCs w:val="24"/>
+        </w:rPr>
+        <w:t xml:space="preserve">Math Writing Criteria</w:t>
+      </w:r>
+    </w:p>
+    <w:p>
+      <w:pPr>
+        <w:spacing w:after="100"/>
+      </w:pPr>
+      <w:r>
+        <w:rPr>
+          <w:i/>
+          <w:iCs/>
+          <w:color w:val="5F6F80"/>
+          <w:sz w:val="19"/>
+          <w:szCs w:val="19"/>
+        </w:rPr>
+        <w:t xml:space="preserve">The support level changes the amount of language scaffolding, not the mathematical expectation.</w:t>
+      </w:r>
+    </w:p>
+    <w:p>
+      <w:pPr>
+        <w:spacing w:after="80"/>
+      </w:pPr>
+      <w:r>
+        <w:rPr>
+          <w:sz w:val="20"/>
+          <w:szCs w:val="20"/>
+        </w:rPr>
+        <w:t xml:space="preserve">☐  I answered the question.</w:t>
+      </w:r>
+    </w:p>
+    <w:p>
+      <w:pPr>
+        <w:spacing w:after="80"/>
+      </w:pPr>
+      <w:r>
+        <w:rPr>
+          <w:sz w:val="20"/>
+          <w:szCs w:val="20"/>
+        </w:rPr>
+        <w:t xml:space="preserve">☐  I used math evidence: numbers, an equation, a model, or a comparison.</w:t>
+      </w:r>
+    </w:p>
+    <w:p>
+      <w:pPr>
+        <w:spacing w:after="80"/>
+      </w:pPr>
+      <w:r>
+        <w:rPr>
+          <w:sz w:val="20"/>
+          <w:szCs w:val="20"/>
+        </w:rPr>
+        <w:t xml:space="preserve">☐  I explained how the evidence proves my answer.</w:t>
+      </w:r>
+    </w:p>
+    <w:p>
+      <w:pPr>
+        <w:spacing w:after="80"/>
+      </w:pPr>
+      <w:r>
+        <w:rPr>
+          <w:sz w:val="20"/>
+          <w:szCs w:val="20"/>
+        </w:rPr>
+        <w:t xml:space="preserve">☐  I used at least two math words.</w:t>
+      </w:r>
+    </w:p>
+    <w:p>
+      <w:pPr>
+        <w:spacing w:after="80"/>
+      </w:pPr>
+      <w:r>
+        <w:rPr>
+          <w:sz w:val="20"/>
+          <w:szCs w:val="20"/>
+        </w:rPr>
+        <w:t xml:space="preserve">☐  I reread complete sentences and punctuation.</w:t>
       </w:r>
     </w:p>
     <w:sectPr>
